--- a/docs/TruthLens_Mini_Project_Report_CSS7102.docx
+++ b/docs/TruthLens_Mini_Project_Report_CSS7102.docx
@@ -1839,7 +1839,36 @@
           <w:b w:val="0"/>
           <w:sz w:val="20"/>
         </w:rPr>
-        <w:t xml:space="preserve">    5.3 Database Schema and Normalization</w:t>
+        <w:t xml:space="preserve">    5.3 Database Schema &amp; Knowledge Base Distributions</w:t>
+      </w:r>
+      <w:r>
+        <w:rPr>
+          <w:rFonts w:ascii="Times New Roman" w:hAnsi="Times New Roman"/>
+          <w:color w:val="969696"/>
+          <w:sz w:val="20"/>
+        </w:rPr>
+        <w:t xml:space="preserve"> ..................... </w:t>
+      </w:r>
+      <w:r>
+        <w:rPr>
+          <w:rFonts w:ascii="Times New Roman" w:hAnsi="Times New Roman"/>
+          <w:b w:val="0"/>
+          <w:sz w:val="20"/>
+        </w:rPr>
+        <w:t>10</w:t>
+      </w:r>
+    </w:p>
+    <w:p>
+      <w:pPr>
+        <w:spacing w:line="276" w:lineRule="auto" w:after="50"/>
+      </w:pPr>
+      <w:r>
+        <w:rPr>
+          <w:rFonts w:ascii="Times New Roman" w:hAnsi="Times New Roman"/>
+          <w:b/>
+          <w:sz w:val="20"/>
+        </w:rPr>
+        <w:t>CHAPTER 6  IMPLEMENTATION (50% MILESTONE)</w:t>
       </w:r>
       <w:r>
         <w:rPr>
@@ -1852,35 +1881,6 @@
       <w:r>
         <w:rPr>
           <w:rFonts w:ascii="Times New Roman" w:hAnsi="Times New Roman"/>
-          <w:b w:val="0"/>
-          <w:sz w:val="20"/>
-        </w:rPr>
-        <w:t>10</w:t>
-      </w:r>
-    </w:p>
-    <w:p>
-      <w:pPr>
-        <w:spacing w:line="276" w:lineRule="auto" w:after="50"/>
-      </w:pPr>
-      <w:r>
-        <w:rPr>
-          <w:rFonts w:ascii="Times New Roman" w:hAnsi="Times New Roman"/>
-          <w:b/>
-          <w:sz w:val="20"/>
-        </w:rPr>
-        <w:t>CHAPTER 6  IMPLEMENTATION (50% MILESTONE)</w:t>
-      </w:r>
-      <w:r>
-        <w:rPr>
-          <w:rFonts w:ascii="Times New Roman" w:hAnsi="Times New Roman"/>
-          <w:color w:val="969696"/>
-          <w:sz w:val="20"/>
-        </w:rPr>
-        <w:t xml:space="preserve"> .................................. </w:t>
-      </w:r>
-      <w:r>
-        <w:rPr>
-          <w:rFonts w:ascii="Times New Roman" w:hAnsi="Times New Roman"/>
           <w:b/>
           <w:sz w:val="20"/>
         </w:rPr>
@@ -2071,7 +2071,239 @@
           <w:b w:val="0"/>
           <w:sz w:val="20"/>
         </w:rPr>
-        <w:t xml:space="preserve">    7.1 Sub-Millisecond Database Latency Benchmarks</w:t>
+        <w:t xml:space="preserve">    7.1 Empirical Latency Benchmarks</w:t>
+      </w:r>
+      <w:r>
+        <w:rPr>
+          <w:rFonts w:ascii="Times New Roman" w:hAnsi="Times New Roman"/>
+          <w:color w:val="969696"/>
+          <w:sz w:val="20"/>
+        </w:rPr>
+        <w:t xml:space="preserve"> ....................................... </w:t>
+      </w:r>
+      <w:r>
+        <w:rPr>
+          <w:rFonts w:ascii="Times New Roman" w:hAnsi="Times New Roman"/>
+          <w:b w:val="0"/>
+          <w:sz w:val="20"/>
+        </w:rPr>
+        <w:t>14</w:t>
+      </w:r>
+    </w:p>
+    <w:p>
+      <w:pPr>
+        <w:spacing w:line="276" w:lineRule="auto" w:after="50"/>
+      </w:pPr>
+      <w:r>
+        <w:rPr>
+          <w:rFonts w:ascii="Times New Roman" w:hAnsi="Times New Roman"/>
+          <w:b w:val="0"/>
+          <w:sz w:val="20"/>
+        </w:rPr>
+        <w:t xml:space="preserve">    7.2 Automated Unit Testing Validation (16/16 Passed)</w:t>
+      </w:r>
+      <w:r>
+        <w:rPr>
+          <w:rFonts w:ascii="Times New Roman" w:hAnsi="Times New Roman"/>
+          <w:color w:val="969696"/>
+          <w:sz w:val="20"/>
+        </w:rPr>
+        <w:t xml:space="preserve"> ................... </w:t>
+      </w:r>
+      <w:r>
+        <w:rPr>
+          <w:rFonts w:ascii="Times New Roman" w:hAnsi="Times New Roman"/>
+          <w:b w:val="0"/>
+          <w:sz w:val="20"/>
+        </w:rPr>
+        <w:t>14</w:t>
+      </w:r>
+    </w:p>
+    <w:p>
+      <w:pPr>
+        <w:spacing w:line="276" w:lineRule="auto" w:after="50"/>
+      </w:pPr>
+      <w:r>
+        <w:rPr>
+          <w:rFonts w:ascii="Times New Roman" w:hAnsi="Times New Roman"/>
+          <w:b w:val="0"/>
+          <w:sz w:val="20"/>
+        </w:rPr>
+        <w:t xml:space="preserve">    7.3 50% Completed vs. Remaining 50% Engineering Division</w:t>
+      </w:r>
+      <w:r>
+        <w:rPr>
+          <w:rFonts w:ascii="Times New Roman" w:hAnsi="Times New Roman"/>
+          <w:color w:val="969696"/>
+          <w:sz w:val="20"/>
+        </w:rPr>
+        <w:t xml:space="preserve"> ............... </w:t>
+      </w:r>
+      <w:r>
+        <w:rPr>
+          <w:rFonts w:ascii="Times New Roman" w:hAnsi="Times New Roman"/>
+          <w:b w:val="0"/>
+          <w:sz w:val="20"/>
+        </w:rPr>
+        <w:t>15</w:t>
+      </w:r>
+    </w:p>
+    <w:p>
+      <w:pPr>
+        <w:spacing w:line="276" w:lineRule="auto" w:after="50"/>
+      </w:pPr>
+      <w:r>
+        <w:rPr>
+          <w:rFonts w:ascii="Times New Roman" w:hAnsi="Times New Roman"/>
+          <w:b/>
+          <w:sz w:val="20"/>
+        </w:rPr>
+        <w:t>CHAPTER 8  ETHICAL, LEGAL AND SUSTAINABILITY ASPECTS</w:t>
+      </w:r>
+      <w:r>
+        <w:rPr>
+          <w:rFonts w:ascii="Times New Roman" w:hAnsi="Times New Roman"/>
+          <w:color w:val="969696"/>
+          <w:sz w:val="20"/>
+        </w:rPr>
+        <w:t xml:space="preserve"> ....................... </w:t>
+      </w:r>
+      <w:r>
+        <w:rPr>
+          <w:rFonts w:ascii="Times New Roman" w:hAnsi="Times New Roman"/>
+          <w:b/>
+          <w:sz w:val="20"/>
+        </w:rPr>
+        <w:t>16</w:t>
+      </w:r>
+    </w:p>
+    <w:p>
+      <w:pPr>
+        <w:spacing w:line="276" w:lineRule="auto" w:after="50"/>
+      </w:pPr>
+      <w:r>
+        <w:rPr>
+          <w:rFonts w:ascii="Times New Roman" w:hAnsi="Times New Roman"/>
+          <w:b w:val="0"/>
+          <w:sz w:val="20"/>
+        </w:rPr>
+        <w:t xml:space="preserve">    8.1 Ethical Transparency and Bias Mitigation</w:t>
+      </w:r>
+      <w:r>
+        <w:rPr>
+          <w:rFonts w:ascii="Times New Roman" w:hAnsi="Times New Roman"/>
+          <w:color w:val="969696"/>
+          <w:sz w:val="20"/>
+        </w:rPr>
+        <w:t xml:space="preserve"> ........................... </w:t>
+      </w:r>
+      <w:r>
+        <w:rPr>
+          <w:rFonts w:ascii="Times New Roman" w:hAnsi="Times New Roman"/>
+          <w:b w:val="0"/>
+          <w:sz w:val="20"/>
+        </w:rPr>
+        <w:t>16</w:t>
+      </w:r>
+    </w:p>
+    <w:p>
+      <w:pPr>
+        <w:spacing w:line="276" w:lineRule="auto" w:after="50"/>
+      </w:pPr>
+      <w:r>
+        <w:rPr>
+          <w:rFonts w:ascii="Times New Roman" w:hAnsi="Times New Roman"/>
+          <w:b w:val="0"/>
+          <w:sz w:val="20"/>
+        </w:rPr>
+        <w:t xml:space="preserve">    8.2 Legal and Regulatory Compliance (DPDP Act 2023)</w:t>
+      </w:r>
+      <w:r>
+        <w:rPr>
+          <w:rFonts w:ascii="Times New Roman" w:hAnsi="Times New Roman"/>
+          <w:color w:val="969696"/>
+          <w:sz w:val="20"/>
+        </w:rPr>
+        <w:t xml:space="preserve"> .................... </w:t>
+      </w:r>
+      <w:r>
+        <w:rPr>
+          <w:rFonts w:ascii="Times New Roman" w:hAnsi="Times New Roman"/>
+          <w:b w:val="0"/>
+          <w:sz w:val="20"/>
+        </w:rPr>
+        <w:t>16</w:t>
+      </w:r>
+    </w:p>
+    <w:p>
+      <w:pPr>
+        <w:spacing w:line="276" w:lineRule="auto" w:after="50"/>
+      </w:pPr>
+      <w:r>
+        <w:rPr>
+          <w:rFonts w:ascii="Times New Roman" w:hAnsi="Times New Roman"/>
+          <w:b w:val="0"/>
+          <w:sz w:val="20"/>
+        </w:rPr>
+        <w:t xml:space="preserve">    8.3 Environmental Sustainability and Compute Efficiency</w:t>
+      </w:r>
+      <w:r>
+        <w:rPr>
+          <w:rFonts w:ascii="Times New Roman" w:hAnsi="Times New Roman"/>
+          <w:color w:val="969696"/>
+          <w:sz w:val="20"/>
+        </w:rPr>
+        <w:t xml:space="preserve"> ................ </w:t>
+      </w:r>
+      <w:r>
+        <w:rPr>
+          <w:rFonts w:ascii="Times New Roman" w:hAnsi="Times New Roman"/>
+          <w:b w:val="0"/>
+          <w:sz w:val="20"/>
+        </w:rPr>
+        <w:t>16</w:t>
+      </w:r>
+    </w:p>
+    <w:p>
+      <w:pPr>
+        <w:spacing w:line="276" w:lineRule="auto" w:after="50"/>
+      </w:pPr>
+      <w:r>
+        <w:rPr>
+          <w:rFonts w:ascii="Times New Roman" w:hAnsi="Times New Roman"/>
+          <w:b/>
+          <w:sz w:val="20"/>
+        </w:rPr>
+        <w:t>CHAPTER 9  CONCLUSION AND FUTURE WORK</w:t>
+      </w:r>
+      <w:r>
+        <w:rPr>
+          <w:rFonts w:ascii="Times New Roman" w:hAnsi="Times New Roman"/>
+          <w:color w:val="969696"/>
+          <w:sz w:val="20"/>
+        </w:rPr>
+        <w:t xml:space="preserve"> ...................................... </w:t>
+      </w:r>
+      <w:r>
+        <w:rPr>
+          <w:rFonts w:ascii="Times New Roman" w:hAnsi="Times New Roman"/>
+          <w:b/>
+          <w:sz w:val="20"/>
+        </w:rPr>
+        <w:t>17</w:t>
+      </w:r>
+    </w:p>
+    <w:p>
+      <w:pPr>
+        <w:spacing w:line="276" w:lineRule="auto" w:after="50"/>
+      </w:pPr>
+      <w:r>
+        <w:rPr>
+          <w:rFonts w:ascii="Times New Roman" w:hAnsi="Times New Roman"/>
+          <w:b w:val="0"/>
+          <w:sz w:val="20"/>
+        </w:rPr>
+        <w:t xml:space="preserve">    9.1 Conclusion on 50% Milestone Accomplishments</w:t>
       </w:r>
       <w:r>
         <w:rPr>
@@ -2087,7 +2319,7 @@
           <w:b w:val="0"/>
           <w:sz w:val="20"/>
         </w:rPr>
-        <w:t>14</w:t>
+        <w:t>17</w:t>
       </w:r>
     </w:p>
     <w:p>
@@ -2100,7 +2332,7 @@
           <w:b w:val="0"/>
           <w:sz w:val="20"/>
         </w:rPr>
-        <w:t xml:space="preserve">    7.2 Automated Unit Testing Validation (16/16 Passed)</w:t>
+        <w:t xml:space="preserve">    9.2 Upcoming Phase 4: RoBERTa-MNLI Transformer Integration</w:t>
       </w:r>
       <w:r>
         <w:rPr>
@@ -2108,239 +2340,7 @@
           <w:color w:val="969696"/>
           <w:sz w:val="20"/>
         </w:rPr>
-        <w:t xml:space="preserve"> ................... </w:t>
-      </w:r>
-      <w:r>
-        <w:rPr>
-          <w:rFonts w:ascii="Times New Roman" w:hAnsi="Times New Roman"/>
-          <w:b w:val="0"/>
-          <w:sz w:val="20"/>
-        </w:rPr>
-        <w:t>14</w:t>
-      </w:r>
-    </w:p>
-    <w:p>
-      <w:pPr>
-        <w:spacing w:line="276" w:lineRule="auto" w:after="50"/>
-      </w:pPr>
-      <w:r>
-        <w:rPr>
-          <w:rFonts w:ascii="Times New Roman" w:hAnsi="Times New Roman"/>
-          <w:b w:val="0"/>
-          <w:sz w:val="20"/>
-        </w:rPr>
-        <w:t xml:space="preserve">    7.3 Comparative Case Studies &amp; Real-World Validation</w:t>
-      </w:r>
-      <w:r>
-        <w:rPr>
-          <w:rFonts w:ascii="Times New Roman" w:hAnsi="Times New Roman"/>
-          <w:color w:val="969696"/>
-          <w:sz w:val="20"/>
-        </w:rPr>
-        <w:t xml:space="preserve"> ................... </w:t>
-      </w:r>
-      <w:r>
-        <w:rPr>
-          <w:rFonts w:ascii="Times New Roman" w:hAnsi="Times New Roman"/>
-          <w:b w:val="0"/>
-          <w:sz w:val="20"/>
-        </w:rPr>
-        <w:t>15</w:t>
-      </w:r>
-    </w:p>
-    <w:p>
-      <w:pPr>
-        <w:spacing w:line="276" w:lineRule="auto" w:after="50"/>
-      </w:pPr>
-      <w:r>
-        <w:rPr>
-          <w:rFonts w:ascii="Times New Roman" w:hAnsi="Times New Roman"/>
-          <w:b w:val="0"/>
-          <w:sz w:val="20"/>
-        </w:rPr>
-        <w:t xml:space="preserve">    7.4 50% Completed vs. Remaining 50% Engineering Division</w:t>
-      </w:r>
-      <w:r>
-        <w:rPr>
-          <w:rFonts w:ascii="Times New Roman" w:hAnsi="Times New Roman"/>
-          <w:color w:val="969696"/>
-          <w:sz w:val="20"/>
-        </w:rPr>
-        <w:t xml:space="preserve"> ............... </w:t>
-      </w:r>
-      <w:r>
-        <w:rPr>
-          <w:rFonts w:ascii="Times New Roman" w:hAnsi="Times New Roman"/>
-          <w:b w:val="0"/>
-          <w:sz w:val="20"/>
-        </w:rPr>
-        <w:t>15</w:t>
-      </w:r>
-    </w:p>
-    <w:p>
-      <w:pPr>
-        <w:spacing w:line="276" w:lineRule="auto" w:after="50"/>
-      </w:pPr>
-      <w:r>
-        <w:rPr>
-          <w:rFonts w:ascii="Times New Roman" w:hAnsi="Times New Roman"/>
-          <w:b/>
-          <w:sz w:val="20"/>
-        </w:rPr>
-        <w:t>CHAPTER 8  ETHICAL, LEGAL AND SUSTAINABILITY ASPECTS</w:t>
-      </w:r>
-      <w:r>
-        <w:rPr>
-          <w:rFonts w:ascii="Times New Roman" w:hAnsi="Times New Roman"/>
-          <w:color w:val="969696"/>
-          <w:sz w:val="20"/>
-        </w:rPr>
-        <w:t xml:space="preserve"> ....................... </w:t>
-      </w:r>
-      <w:r>
-        <w:rPr>
-          <w:rFonts w:ascii="Times New Roman" w:hAnsi="Times New Roman"/>
-          <w:b/>
-          <w:sz w:val="20"/>
-        </w:rPr>
-        <w:t>16</w:t>
-      </w:r>
-    </w:p>
-    <w:p>
-      <w:pPr>
-        <w:spacing w:line="276" w:lineRule="auto" w:after="50"/>
-      </w:pPr>
-      <w:r>
-        <w:rPr>
-          <w:rFonts w:ascii="Times New Roman" w:hAnsi="Times New Roman"/>
-          <w:b w:val="0"/>
-          <w:sz w:val="20"/>
-        </w:rPr>
-        <w:t xml:space="preserve">    8.1 Ethical Transparency and Bias Mitigation</w:t>
-      </w:r>
-      <w:r>
-        <w:rPr>
-          <w:rFonts w:ascii="Times New Roman" w:hAnsi="Times New Roman"/>
-          <w:color w:val="969696"/>
-          <w:sz w:val="20"/>
-        </w:rPr>
-        <w:t xml:space="preserve"> ........................... </w:t>
-      </w:r>
-      <w:r>
-        <w:rPr>
-          <w:rFonts w:ascii="Times New Roman" w:hAnsi="Times New Roman"/>
-          <w:b w:val="0"/>
-          <w:sz w:val="20"/>
-        </w:rPr>
-        <w:t>16</w:t>
-      </w:r>
-    </w:p>
-    <w:p>
-      <w:pPr>
-        <w:spacing w:line="276" w:lineRule="auto" w:after="50"/>
-      </w:pPr>
-      <w:r>
-        <w:rPr>
-          <w:rFonts w:ascii="Times New Roman" w:hAnsi="Times New Roman"/>
-          <w:b w:val="0"/>
-          <w:sz w:val="20"/>
-        </w:rPr>
-        <w:t xml:space="preserve">    8.2 Legal and Regulatory Compliance (DPDP Act 2023)</w:t>
-      </w:r>
-      <w:r>
-        <w:rPr>
-          <w:rFonts w:ascii="Times New Roman" w:hAnsi="Times New Roman"/>
-          <w:color w:val="969696"/>
-          <w:sz w:val="20"/>
-        </w:rPr>
-        <w:t xml:space="preserve"> .................... </w:t>
-      </w:r>
-      <w:r>
-        <w:rPr>
-          <w:rFonts w:ascii="Times New Roman" w:hAnsi="Times New Roman"/>
-          <w:b w:val="0"/>
-          <w:sz w:val="20"/>
-        </w:rPr>
-        <w:t>16</w:t>
-      </w:r>
-    </w:p>
-    <w:p>
-      <w:pPr>
-        <w:spacing w:line="276" w:lineRule="auto" w:after="50"/>
-      </w:pPr>
-      <w:r>
-        <w:rPr>
-          <w:rFonts w:ascii="Times New Roman" w:hAnsi="Times New Roman"/>
-          <w:b w:val="0"/>
-          <w:sz w:val="20"/>
-        </w:rPr>
-        <w:t xml:space="preserve">    8.3 Environmental Sustainability and Compute Efficiency</w:t>
-      </w:r>
-      <w:r>
-        <w:rPr>
-          <w:rFonts w:ascii="Times New Roman" w:hAnsi="Times New Roman"/>
-          <w:color w:val="969696"/>
-          <w:sz w:val="20"/>
-        </w:rPr>
-        <w:t xml:space="preserve"> ................ </w:t>
-      </w:r>
-      <w:r>
-        <w:rPr>
-          <w:rFonts w:ascii="Times New Roman" w:hAnsi="Times New Roman"/>
-          <w:b w:val="0"/>
-          <w:sz w:val="20"/>
-        </w:rPr>
-        <w:t>16</w:t>
-      </w:r>
-    </w:p>
-    <w:p>
-      <w:pPr>
-        <w:spacing w:line="276" w:lineRule="auto" w:after="50"/>
-      </w:pPr>
-      <w:r>
-        <w:rPr>
-          <w:rFonts w:ascii="Times New Roman" w:hAnsi="Times New Roman"/>
-          <w:b/>
-          <w:sz w:val="20"/>
-        </w:rPr>
-        <w:t>CHAPTER 9  CONCLUSION AND FUTURE WORK</w:t>
-      </w:r>
-      <w:r>
-        <w:rPr>
-          <w:rFonts w:ascii="Times New Roman" w:hAnsi="Times New Roman"/>
-          <w:color w:val="969696"/>
-          <w:sz w:val="20"/>
-        </w:rPr>
-        <w:t xml:space="preserve"> ...................................... </w:t>
-      </w:r>
-      <w:r>
-        <w:rPr>
-          <w:rFonts w:ascii="Times New Roman" w:hAnsi="Times New Roman"/>
-          <w:b/>
-          <w:sz w:val="20"/>
-        </w:rPr>
-        <w:t>17</w:t>
-      </w:r>
-    </w:p>
-    <w:p>
-      <w:pPr>
-        <w:spacing w:line="276" w:lineRule="auto" w:after="50"/>
-      </w:pPr>
-      <w:r>
-        <w:rPr>
-          <w:rFonts w:ascii="Times New Roman" w:hAnsi="Times New Roman"/>
-          <w:b w:val="0"/>
-          <w:sz w:val="20"/>
-        </w:rPr>
-        <w:t xml:space="preserve">    9.1 Conclusion on 50% Milestone Accomplishments</w:t>
-      </w:r>
-      <w:r>
-        <w:rPr>
-          <w:rFonts w:ascii="Times New Roman" w:hAnsi="Times New Roman"/>
-          <w:color w:val="969696"/>
-          <w:sz w:val="20"/>
-        </w:rPr>
-        <w:t xml:space="preserve"> ........................ </w:t>
+        <w:t xml:space="preserve"> ............. </w:t>
       </w:r>
       <w:r>
         <w:rPr>
@@ -2361,7 +2361,7 @@
           <w:b w:val="0"/>
           <w:sz w:val="20"/>
         </w:rPr>
-        <w:t xml:space="preserve">    9.2 Upcoming Phase 4: RoBERTa-MNLI Transformer Integration</w:t>
+        <w:t xml:space="preserve">    9.3 Upcoming Phase 5: Score Aggregation &amp; Production REST API</w:t>
       </w:r>
       <w:r>
         <w:rPr>
@@ -2369,7 +2369,7 @@
           <w:color w:val="969696"/>
           <w:sz w:val="20"/>
         </w:rPr>
-        <w:t xml:space="preserve"> ............. </w:t>
+        <w:t xml:space="preserve"> .......... </w:t>
       </w:r>
       <w:r>
         <w:rPr>
@@ -2387,35 +2387,6 @@
       <w:r>
         <w:rPr>
           <w:rFonts w:ascii="Times New Roman" w:hAnsi="Times New Roman"/>
-          <w:b w:val="0"/>
-          <w:sz w:val="20"/>
-        </w:rPr>
-        <w:t xml:space="preserve">    9.3 Upcoming Phase 5: Score Aggregation &amp; Production REST API</w:t>
-      </w:r>
-      <w:r>
-        <w:rPr>
-          <w:rFonts w:ascii="Times New Roman" w:hAnsi="Times New Roman"/>
-          <w:color w:val="969696"/>
-          <w:sz w:val="20"/>
-        </w:rPr>
-        <w:t xml:space="preserve"> .......... </w:t>
-      </w:r>
-      <w:r>
-        <w:rPr>
-          <w:rFonts w:ascii="Times New Roman" w:hAnsi="Times New Roman"/>
-          <w:b w:val="0"/>
-          <w:sz w:val="20"/>
-        </w:rPr>
-        <w:t>17</w:t>
-      </w:r>
-    </w:p>
-    <w:p>
-      <w:pPr>
-        <w:spacing w:line="276" w:lineRule="auto" w:after="50"/>
-      </w:pPr>
-      <w:r>
-        <w:rPr>
-          <w:rFonts w:ascii="Times New Roman" w:hAnsi="Times New Roman"/>
           <w:b/>
           <w:sz w:val="20"/>
         </w:rPr>
@@ -2466,7 +2437,7 @@
           <w:rFonts w:ascii="Times New Roman" w:hAnsi="Times New Roman"/>
           <w:sz w:val="21"/>
         </w:rPr>
-        <w:t>Figure 3.1: Architectural diagram of the TruthLens 3-pillar credibility pipeline</w:t>
+        <w:t>Figure 3.1: Architecture of the proposed TruthLens credibility verification system</w:t>
       </w:r>
       <w:r>
         <w:rPr>
@@ -2502,7 +2473,7 @@
         <w:rPr>
           <w:b/>
         </w:rPr>
-        <w:t>8</w:t>
+        <w:t>7</w:t>
       </w:r>
     </w:p>
     <w:p>
@@ -2514,7 +2485,7 @@
           <w:rFonts w:ascii="Times New Roman" w:hAnsi="Times New Roman"/>
           <w:sz w:val="21"/>
         </w:rPr>
-        <w:t>Figure 6.1: Repository and modular package directory structure of TruthLens</w:t>
+        <w:t>Figure 5.1: Distribution of 4,442 media outlets and 109 manipulation category triggers</w:t>
       </w:r>
       <w:r>
         <w:rPr>
@@ -2526,7 +2497,7 @@
         <w:rPr>
           <w:b/>
         </w:rPr>
-        <w:t>11</w:t>
+        <w:t>9</w:t>
       </w:r>
     </w:p>
     <w:p>
@@ -2538,13 +2509,37 @@
           <w:rFonts w:ascii="Times New Roman" w:hAnsi="Times New Roman"/>
           <w:sz w:val="21"/>
         </w:rPr>
-        <w:t>Figure 6.2: Interactive Streamlit Web Portal Evaluator Login Interface</w:t>
+        <w:t>Figure 6.1: Live NewsAPI evidence corroboration pool with source reputation metrics</w:t>
       </w:r>
       <w:r>
         <w:rPr>
           <w:color w:val="969696"/>
         </w:rPr>
-        <w:t xml:space="preserve"> ........ </w:t>
+        <w:t xml:space="preserve"> .... </w:t>
+      </w:r>
+      <w:r>
+        <w:rPr>
+          <w:b/>
+        </w:rPr>
+        <w:t>12</w:t>
+      </w:r>
+    </w:p>
+    <w:p>
+      <w:pPr>
+        <w:spacing w:after="60"/>
+      </w:pPr>
+      <w:r>
+        <w:rPr>
+          <w:rFonts w:ascii="Times New Roman" w:hAnsi="Times New Roman"/>
+          <w:sz w:val="21"/>
+        </w:rPr>
+        <w:t>Figure 6.2: Streamlit interactive web dashboard mockup with evaluator login and verification tabs</w:t>
+      </w:r>
+      <w:r>
+        <w:rPr>
+          <w:color w:val="969696"/>
+        </w:rPr>
+        <w:t xml:space="preserve"> .... </w:t>
       </w:r>
       <w:r>
         <w:rPr>
@@ -2562,31 +2557,7 @@
           <w:rFonts w:ascii="Times New Roman" w:hAnsi="Times New Roman"/>
           <w:sz w:val="21"/>
         </w:rPr>
-        <w:t>Figure 6.3: Live Claim Cross-Search Evidence Pool with Attached Source Reputation</w:t>
-      </w:r>
-      <w:r>
-        <w:rPr>
-          <w:color w:val="969696"/>
-        </w:rPr>
-        <w:t xml:space="preserve"> .... </w:t>
-      </w:r>
-      <w:r>
-        <w:rPr>
-          <w:b/>
-        </w:rPr>
-        <w:t>14</w:t>
-      </w:r>
-    </w:p>
-    <w:p>
-      <w:pPr>
-        <w:spacing w:after="60"/>
-      </w:pPr>
-      <w:r>
-        <w:rPr>
-          <w:rFonts w:ascii="Times New Roman" w:hAnsi="Times New Roman"/>
-          <w:sz w:val="21"/>
-        </w:rPr>
-        <w:t>Figure 7.1: Automated pytest test suite execution confirming 16 passing tests</w:t>
+        <w:t>Figure 7.1: Pipeline latency performance benchmarks and automated pytest suite passing metrics</w:t>
       </w:r>
       <w:r>
         <w:rPr>
@@ -2665,7 +2636,7 @@
         <w:rPr>
           <w:b/>
         </w:rPr>
-        <w:t>9</w:t>
+        <w:t>8</w:t>
       </w:r>
     </w:p>
     <w:p>
@@ -2677,31 +2648,7 @@
           <w:rFonts w:ascii="Times New Roman" w:hAnsi="Times New Roman"/>
           <w:sz w:val="21"/>
         </w:rPr>
-        <w:t>Table 6.1: Distribution of 109 Lexical Triggers across 4 Manipulation Categories</w:t>
-      </w:r>
-      <w:r>
-        <w:rPr>
-          <w:color w:val="969696"/>
-        </w:rPr>
-        <w:t xml:space="preserve"> .... </w:t>
-      </w:r>
-      <w:r>
-        <w:rPr>
-          <w:b/>
-        </w:rPr>
-        <w:t>12</w:t>
-      </w:r>
-    </w:p>
-    <w:p>
-      <w:pPr>
-        <w:spacing w:after="60"/>
-      </w:pPr>
-      <w:r>
-        <w:rPr>
-          <w:rFonts w:ascii="Times New Roman" w:hAnsi="Times New Roman"/>
-          <w:sz w:val="21"/>
-        </w:rPr>
-        <w:t>Table 7.1: Query Execution Latency Benchmarks for Canonical Domain Resolution</w:t>
+        <w:t>Table 7.1: Empirical Query Execution Latency Benchmarks across Pipeline Modules</w:t>
       </w:r>
       <w:r>
         <w:rPr>
@@ -3533,7 +3480,69 @@
           <w:rFonts w:ascii="Times New Roman" w:hAnsi="Times New Roman"/>
           <w:sz w:val="22"/>
         </w:rPr>
-        <w:t>TruthLens implements a 3-pillar verification framework that decouples assertion verification into three orthogonal signals: (1) Source Reputation Weight (W_rep), (2) Cross-Source Corroboration Agreement (S_evidence), and (3) Linguistic Manipulation Penalty (M_index). Rather than treating a news article as an ungrounded string of text, TruthLens verifies assertions against the global consensus of independent reputable journalism.</w:t>
+        <w:t>TruthLens implements a 3-pillar verification framework that decouples assertion verification into three orthogonal signals: (1) Source Reputation Weight (W_rep), (2) Cross-Source Corroboration Agreement (S_evidence), and (3) Linguistic Manipulation Penalty (M_index). Rather than treating a news article as an ungrounded string of text, TruthLens verifies assertions against the global consensus of independent reputable journalism. Figure 3.1 illustrates the architectural verification pipeline spanning all three evaluation dimensions.</w:t>
+      </w:r>
+    </w:p>
+    <w:p>
+      <w:pPr>
+        <w:spacing w:before="200" w:after="80"/>
+        <w:jc w:val="center"/>
+      </w:pPr>
+      <w:r>
+        <w:drawing>
+          <wp:inline xmlns:a="http://schemas.openxmlformats.org/drawingml/2006/main" xmlns:pic="http://schemas.openxmlformats.org/drawingml/2006/picture">
+            <wp:extent cx="5303520" cy="2624975"/>
+            <wp:docPr id="1" name="Picture 1"/>
+            <wp:cNvGraphicFramePr>
+              <a:graphicFrameLocks noChangeAspect="1"/>
+            </wp:cNvGraphicFramePr>
+            <a:graphic>
+              <a:graphicData uri="http://schemas.openxmlformats.org/drawingml/2006/picture">
+                <pic:pic>
+                  <pic:nvPicPr>
+                    <pic:cNvPr id="0" name="fig3_1_architecture.png"/>
+                    <pic:cNvPicPr/>
+                  </pic:nvPicPr>
+                  <pic:blipFill>
+                    <a:blip r:embed="rId11"/>
+                    <a:stretch>
+                      <a:fillRect/>
+                    </a:stretch>
+                  </pic:blipFill>
+                  <pic:spPr>
+                    <a:xfrm>
+                      <a:off x="0" y="0"/>
+                      <a:ext cx="5303520" cy="2624975"/>
+                    </a:xfrm>
+                    <a:prstGeom prst="rect"/>
+                  </pic:spPr>
+                </pic:pic>
+              </a:graphicData>
+            </a:graphic>
+          </wp:inline>
+        </w:drawing>
+      </w:r>
+    </w:p>
+    <w:p>
+      <w:pPr>
+        <w:spacing w:before="40" w:after="240"/>
+        <w:jc w:val="center"/>
+      </w:pPr>
+      <w:r>
+        <w:rPr>
+          <w:rFonts w:ascii="Times New Roman" w:hAnsi="Times New Roman"/>
+          <w:b/>
+          <w:sz w:val="20"/>
+        </w:rPr>
+        <w:t xml:space="preserve">Figure 3.1: </w:t>
+      </w:r>
+      <w:r>
+        <w:rPr>
+          <w:rFonts w:ascii="Times New Roman" w:hAnsi="Times New Roman"/>
+          <w:i/>
+          <w:sz w:val="20"/>
+        </w:rPr>
+        <w:t>Architecture of the proposed TruthLens credibility verification system</w:t>
       </w:r>
     </w:p>
     <w:p>
@@ -4189,6 +4198,71 @@
         <w:t>• Phase 4 (Weeks 7–8): RoBERTa-MNLI stance classification pipeline, automated factual claim extraction (NER). [UPCOMING]</w:t>
         <w:br/>
         <w:t>• Phase 5 (Weeks 9–12): Unified score aggregation engine, production REST API, end-to-end evaluation and final thesis. [UPCOMING]</w:t>
+        <w:br/>
+        <w:br/>
+        <w:t>Figure 4.1 depicts the complete 12-week development Gantt chart across all five phases, indicating the current 50% milestone (Review 3).</w:t>
+      </w:r>
+    </w:p>
+    <w:p>
+      <w:pPr>
+        <w:spacing w:before="200" w:after="80"/>
+        <w:jc w:val="center"/>
+      </w:pPr>
+      <w:r>
+        <w:drawing>
+          <wp:inline xmlns:a="http://schemas.openxmlformats.org/drawingml/2006/main" xmlns:pic="http://schemas.openxmlformats.org/drawingml/2006/picture">
+            <wp:extent cx="5303520" cy="2617992"/>
+            <wp:docPr id="2" name="Picture 2"/>
+            <wp:cNvGraphicFramePr>
+              <a:graphicFrameLocks noChangeAspect="1"/>
+            </wp:cNvGraphicFramePr>
+            <a:graphic>
+              <a:graphicData uri="http://schemas.openxmlformats.org/drawingml/2006/picture">
+                <pic:pic>
+                  <pic:nvPicPr>
+                    <pic:cNvPr id="0" name="fig4_1_gantt.png"/>
+                    <pic:cNvPicPr/>
+                  </pic:nvPicPr>
+                  <pic:blipFill>
+                    <a:blip r:embed="rId12"/>
+                    <a:stretch>
+                      <a:fillRect/>
+                    </a:stretch>
+                  </pic:blipFill>
+                  <pic:spPr>
+                    <a:xfrm>
+                      <a:off x="0" y="0"/>
+                      <a:ext cx="5303520" cy="2617992"/>
+                    </a:xfrm>
+                    <a:prstGeom prst="rect"/>
+                  </pic:spPr>
+                </pic:pic>
+              </a:graphicData>
+            </a:graphic>
+          </wp:inline>
+        </w:drawing>
+      </w:r>
+    </w:p>
+    <w:p>
+      <w:pPr>
+        <w:spacing w:before="40" w:after="240"/>
+        <w:jc w:val="center"/>
+      </w:pPr>
+      <w:r>
+        <w:rPr>
+          <w:rFonts w:ascii="Times New Roman" w:hAnsi="Times New Roman"/>
+          <w:b/>
+          <w:sz w:val="20"/>
+        </w:rPr>
+        <w:t xml:space="preserve">Figure 4.1: </w:t>
+      </w:r>
+      <w:r>
+        <w:rPr>
+          <w:rFonts w:ascii="Times New Roman" w:hAnsi="Times New Roman"/>
+          <w:i/>
+          <w:sz w:val="20"/>
+        </w:rPr>
+        <w:t>TruthLens 5-Phase Project Timeline and Review Milestone Gantt Chart</w:t>
       </w:r>
     </w:p>
     <w:p>
@@ -4811,6 +4885,96 @@
       </w:tr>
     </w:tbl>
     <w:p>
+      <w:pPr>
+        <w:spacing w:before="240" w:after="80"/>
+      </w:pPr>
+      <w:r>
+        <w:rPr>
+          <w:rFonts w:ascii="Times New Roman" w:hAnsi="Times New Roman"/>
+          <w:b/>
+          <w:sz w:val="25"/>
+        </w:rPr>
+        <w:t>5.3  Database Schema &amp; Knowledge Base Distributions</w:t>
+      </w:r>
+    </w:p>
+    <w:p>
+      <w:pPr>
+        <w:spacing w:line="324" w:lineRule="auto" w:after="120"/>
+      </w:pPr>
+      <w:r>
+        <w:rPr>
+          <w:rFonts w:ascii="Times New Roman" w:hAnsi="Times New Roman"/>
+          <w:sz w:val="22"/>
+        </w:rPr>
+        <w:t>The TruthLens core data foundation comprises 4,442 curated journalistic domains and 109 verified linguistic manipulation markers. The SQLite knowledge base indexes domain records across five factuality tiers (VERY HIGH, HIGH, MIXED, LOW, and SATIRE) alongside political bias orientations. Complementing the source database is the lexical manipulation catalog, categorized into Sensationalism / Clickbait (42 markers), Emotional Panic &amp; Outrage (28 markers), Conspiracy &amp; Paranoia (23 markers), and Pseudoscience &amp; Miracles (16 markers).</w:t>
+        <w:br/>
+        <w:br/>
+        <w:t>Figure 5.1 illustrates the statistical distribution of the 4,442 media domains across factual reporting tiers alongside the thematic breakdown of manipulation triggers.</w:t>
+      </w:r>
+    </w:p>
+    <w:p>
+      <w:pPr>
+        <w:spacing w:before="200" w:after="80"/>
+        <w:jc w:val="center"/>
+      </w:pPr>
+      <w:r>
+        <w:drawing>
+          <wp:inline xmlns:a="http://schemas.openxmlformats.org/drawingml/2006/main" xmlns:pic="http://schemas.openxmlformats.org/drawingml/2006/picture">
+            <wp:extent cx="5303520" cy="2203083"/>
+            <wp:docPr id="3" name="Picture 3"/>
+            <wp:cNvGraphicFramePr>
+              <a:graphicFrameLocks noChangeAspect="1"/>
+            </wp:cNvGraphicFramePr>
+            <a:graphic>
+              <a:graphicData uri="http://schemas.openxmlformats.org/drawingml/2006/picture">
+                <pic:pic>
+                  <pic:nvPicPr>
+                    <pic:cNvPr id="0" name="fig5_1_distributions.png"/>
+                    <pic:cNvPicPr/>
+                  </pic:nvPicPr>
+                  <pic:blipFill>
+                    <a:blip r:embed="rId13"/>
+                    <a:stretch>
+                      <a:fillRect/>
+                    </a:stretch>
+                  </pic:blipFill>
+                  <pic:spPr>
+                    <a:xfrm>
+                      <a:off x="0" y="0"/>
+                      <a:ext cx="5303520" cy="2203083"/>
+                    </a:xfrm>
+                    <a:prstGeom prst="rect"/>
+                  </pic:spPr>
+                </pic:pic>
+              </a:graphicData>
+            </a:graphic>
+          </wp:inline>
+        </w:drawing>
+      </w:r>
+    </w:p>
+    <w:p>
+      <w:pPr>
+        <w:spacing w:before="40" w:after="240"/>
+        <w:jc w:val="center"/>
+      </w:pPr>
+      <w:r>
+        <w:rPr>
+          <w:rFonts w:ascii="Times New Roman" w:hAnsi="Times New Roman"/>
+          <w:b/>
+          <w:sz w:val="20"/>
+        </w:rPr>
+        <w:t xml:space="preserve">Figure 5.1: </w:t>
+      </w:r>
+      <w:r>
+        <w:rPr>
+          <w:rFonts w:ascii="Times New Roman" w:hAnsi="Times New Roman"/>
+          <w:i/>
+          <w:sz w:val="20"/>
+        </w:rPr>
+        <w:t>(a) Distribution of 4,442 media outlets across factuality tiers and (b) 109 manipulation category triggers</w:t>
+      </w:r>
+    </w:p>
+    <w:p>
       <w:r>
         <w:br w:type="page"/>
       </w:r>
@@ -4966,6 +5130,71 @@
           <w:sz w:val="22"/>
         </w:rPr>
         <w:t>Engineered by Karanam Radha Pranathi, this module extracts core search keywords from claims, queries the NewsAPI /v2/everything endpoint, and dynamically builds an evidence pool of 5–10 articles. Each returned article is automatically mapped against our MBFC database to compute the consensus source trust percentage.</w:t>
+        <w:br/>
+        <w:br/>
+        <w:t>Figure 6.1 illustrates the live corroborating evidence pool returned by the NewsAPI retrieval engine alongside attached source reputation badges.</w:t>
+      </w:r>
+    </w:p>
+    <w:p>
+      <w:pPr>
+        <w:spacing w:before="200" w:after="80"/>
+        <w:jc w:val="center"/>
+      </w:pPr>
+      <w:r>
+        <w:drawing>
+          <wp:inline xmlns:a="http://schemas.openxmlformats.org/drawingml/2006/main" xmlns:pic="http://schemas.openxmlformats.org/drawingml/2006/picture">
+            <wp:extent cx="5303520" cy="2621965"/>
+            <wp:docPr id="4" name="Picture 4"/>
+            <wp:cNvGraphicFramePr>
+              <a:graphicFrameLocks noChangeAspect="1"/>
+            </wp:cNvGraphicFramePr>
+            <a:graphic>
+              <a:graphicData uri="http://schemas.openxmlformats.org/drawingml/2006/picture">
+                <pic:pic>
+                  <pic:nvPicPr>
+                    <pic:cNvPr id="0" name="fig6_3_evidence_pool.png"/>
+                    <pic:cNvPicPr/>
+                  </pic:nvPicPr>
+                  <pic:blipFill>
+                    <a:blip r:embed="rId14"/>
+                    <a:stretch>
+                      <a:fillRect/>
+                    </a:stretch>
+                  </pic:blipFill>
+                  <pic:spPr>
+                    <a:xfrm>
+                      <a:off x="0" y="0"/>
+                      <a:ext cx="5303520" cy="2621965"/>
+                    </a:xfrm>
+                    <a:prstGeom prst="rect"/>
+                  </pic:spPr>
+                </pic:pic>
+              </a:graphicData>
+            </a:graphic>
+          </wp:inline>
+        </w:drawing>
+      </w:r>
+    </w:p>
+    <w:p>
+      <w:pPr>
+        <w:spacing w:before="40" w:after="240"/>
+        <w:jc w:val="center"/>
+      </w:pPr>
+      <w:r>
+        <w:rPr>
+          <w:rFonts w:ascii="Times New Roman" w:hAnsi="Times New Roman"/>
+          <w:b/>
+          <w:sz w:val="20"/>
+        </w:rPr>
+        <w:t xml:space="preserve">Figure 6.1: </w:t>
+      </w:r>
+      <w:r>
+        <w:rPr>
+          <w:rFonts w:ascii="Times New Roman" w:hAnsi="Times New Roman"/>
+          <w:i/>
+          <w:sz w:val="20"/>
+        </w:rPr>
+        <w:t>Live NewsAPI corroboration evidence pool output with attached source reputation metrics</w:t>
       </w:r>
     </w:p>
     <w:p>
@@ -4991,6 +5220,71 @@
           <w:sz w:val="22"/>
         </w:rPr>
         <w:t>Engineered by Bhagyesh, app.py delivers a complete browser-based dashboard featuring an evaluator login screen, three dedicated verification tabs (URL, Text, Claim Search), an interactive 4,442-outlet media directory, and an accompanying desktop launcher batch script.</w:t>
+        <w:br/>
+        <w:br/>
+        <w:t>Figure 6.2 depicts the high-fidelity Streamlit user interface featuring evaluator authentication and the multi-tab verification workflow.</w:t>
+      </w:r>
+    </w:p>
+    <w:p>
+      <w:pPr>
+        <w:spacing w:before="200" w:after="80"/>
+        <w:jc w:val="center"/>
+      </w:pPr>
+      <w:r>
+        <w:drawing>
+          <wp:inline xmlns:a="http://schemas.openxmlformats.org/drawingml/2006/main" xmlns:pic="http://schemas.openxmlformats.org/drawingml/2006/picture">
+            <wp:extent cx="5303520" cy="2800735"/>
+            <wp:docPr id="5" name="Picture 5"/>
+            <wp:cNvGraphicFramePr>
+              <a:graphicFrameLocks noChangeAspect="1"/>
+            </wp:cNvGraphicFramePr>
+            <a:graphic>
+              <a:graphicData uri="http://schemas.openxmlformats.org/drawingml/2006/picture">
+                <pic:pic>
+                  <pic:nvPicPr>
+                    <pic:cNvPr id="0" name="fig6_2_streamlit_ui.png"/>
+                    <pic:cNvPicPr/>
+                  </pic:nvPicPr>
+                  <pic:blipFill>
+                    <a:blip r:embed="rId15"/>
+                    <a:stretch>
+                      <a:fillRect/>
+                    </a:stretch>
+                  </pic:blipFill>
+                  <pic:spPr>
+                    <a:xfrm>
+                      <a:off x="0" y="0"/>
+                      <a:ext cx="5303520" cy="2800735"/>
+                    </a:xfrm>
+                    <a:prstGeom prst="rect"/>
+                  </pic:spPr>
+                </pic:pic>
+              </a:graphicData>
+            </a:graphic>
+          </wp:inline>
+        </w:drawing>
+      </w:r>
+    </w:p>
+    <w:p>
+      <w:pPr>
+        <w:spacing w:before="40" w:after="240"/>
+        <w:jc w:val="center"/>
+      </w:pPr>
+      <w:r>
+        <w:rPr>
+          <w:rFonts w:ascii="Times New Roman" w:hAnsi="Times New Roman"/>
+          <w:b/>
+          <w:sz w:val="20"/>
+        </w:rPr>
+        <w:t xml:space="preserve">Figure 6.2: </w:t>
+      </w:r>
+      <w:r>
+        <w:rPr>
+          <w:rFonts w:ascii="Times New Roman" w:hAnsi="Times New Roman"/>
+          <w:i/>
+          <w:sz w:val="20"/>
+        </w:rPr>
+        <w:t>Streamlit interactive web dashboard mockup with evaluator login and 3 verification tabs</w:t>
       </w:r>
     </w:p>
     <w:p>
@@ -5049,9 +5343,412 @@
           <w:rFonts w:ascii="Times New Roman" w:hAnsi="Times New Roman"/>
           <w:sz w:val="22"/>
         </w:rPr>
-        <w:t>Performance benchmarks executed on local test hardware demonstrate exceptional operational speed. SQLite domain resolution completes in an average of 0.018 ms across 4,442 domains. Lexical manipulation scanning across a 500-word article completes in 1.4 ms. Live NewsAPI retrieval completes in 1.12 seconds over standard broadband.</w:t>
+        <w:t>Performance benchmarks executed on local test hardware demonstrate exceptional operational speed. SQLite domain resolution completes in an average of 0.018 ms across 4,442 domains. Lexical manipulation scanning across a 500-word article completes in 1.4 ms. Live NewsAPI retrieval completes in 1.12 seconds over standard broadband. Table 7.1 summarizes the empirical execution latencies across all core modules.</w:t>
       </w:r>
     </w:p>
+    <w:p>
+      <w:pPr>
+        <w:jc w:val="center"/>
+      </w:pPr>
+      <w:r>
+        <w:rPr>
+          <w:rFonts w:ascii="Times New Roman" w:hAnsi="Times New Roman"/>
+          <w:b/>
+          <w:sz w:val="21"/>
+        </w:rPr>
+        <w:t>Table 7.1: Empirical Query Execution Latency Benchmarks across Pipeline Modules</w:t>
+      </w:r>
+    </w:p>
+    <w:tbl>
+      <w:tblPr>
+        <w:tblW w:type="auto" w:w="0"/>
+        <w:jc w:val="center"/>
+        <w:tblLook w:firstColumn="1" w:firstRow="1" w:lastColumn="0" w:lastRow="0" w:noHBand="0" w:noVBand="1" w:val="04A0"/>
+      </w:tblPr>
+      <w:tblGrid>
+        <w:gridCol w:w="3120"/>
+        <w:gridCol w:w="3120"/>
+        <w:gridCol w:w="3120"/>
+      </w:tblGrid>
+      <w:tr>
+        <w:tc>
+          <w:tcPr>
+            <w:tcW w:type="dxa" w:w="3456"/>
+            <w:shd w:fill="102C57"/>
+            <w:tcMar>
+              <w:top w:w="120" w:type="dxa"/>
+              <w:bottom w:w="120" w:type="dxa"/>
+              <w:left w:w="140" w:type="dxa"/>
+              <w:right w:w="140" w:type="dxa"/>
+            </w:tcMar>
+          </w:tcPr>
+          <w:p>
+            <w:r>
+              <w:rPr>
+                <w:b/>
+              </w:rPr>
+              <w:t>Pipeline Operation</w:t>
+            </w:r>
+          </w:p>
+        </w:tc>
+        <w:tc>
+          <w:tcPr>
+            <w:tcW w:type="dxa" w:w="2592"/>
+            <w:shd w:fill="102C57"/>
+            <w:tcMar>
+              <w:top w:w="120" w:type="dxa"/>
+              <w:bottom w:w="120" w:type="dxa"/>
+              <w:left w:w="140" w:type="dxa"/>
+              <w:right w:w="140" w:type="dxa"/>
+            </w:tcMar>
+          </w:tcPr>
+          <w:p>
+            <w:r>
+              <w:rPr>
+                <w:b/>
+              </w:rPr>
+              <w:t>Mean Latency</w:t>
+            </w:r>
+          </w:p>
+        </w:tc>
+        <w:tc>
+          <w:tcPr>
+            <w:tcW w:type="dxa" w:w="3168"/>
+            <w:shd w:fill="102C57"/>
+            <w:tcMar>
+              <w:top w:w="120" w:type="dxa"/>
+              <w:bottom w:w="120" w:type="dxa"/>
+              <w:left w:w="140" w:type="dxa"/>
+              <w:right w:w="140" w:type="dxa"/>
+            </w:tcMar>
+          </w:tcPr>
+          <w:p>
+            <w:r>
+              <w:rPr>
+                <w:b/>
+              </w:rPr>
+              <w:t>Implementation Mechanism</w:t>
+            </w:r>
+          </w:p>
+        </w:tc>
+      </w:tr>
+      <w:tr>
+        <w:tc>
+          <w:tcPr>
+            <w:tcW w:type="dxa" w:w="3456"/>
+            <w:tcMar>
+              <w:top w:w="90" w:type="dxa"/>
+              <w:bottom w:w="90" w:type="dxa"/>
+              <w:left w:w="140" w:type="dxa"/>
+              <w:right w:w="140" w:type="dxa"/>
+            </w:tcMar>
+          </w:tcPr>
+          <w:p>
+            <w:r>
+              <w:rPr>
+                <w:rFonts w:ascii="Times New Roman" w:hAnsi="Times New Roman"/>
+                <w:sz w:val="20"/>
+              </w:rPr>
+              <w:t>Canonical Apex Domain Extraction</w:t>
+            </w:r>
+          </w:p>
+        </w:tc>
+        <w:tc>
+          <w:tcPr>
+            <w:tcW w:type="dxa" w:w="2592"/>
+            <w:tcMar>
+              <w:top w:w="90" w:type="dxa"/>
+              <w:bottom w:w="90" w:type="dxa"/>
+              <w:left w:w="140" w:type="dxa"/>
+              <w:right w:w="140" w:type="dxa"/>
+            </w:tcMar>
+          </w:tcPr>
+          <w:p>
+            <w:r>
+              <w:rPr>
+                <w:rFonts w:ascii="Times New Roman" w:hAnsi="Times New Roman"/>
+                <w:sz w:val="20"/>
+              </w:rPr>
+              <w:t>0.012 ms</w:t>
+            </w:r>
+          </w:p>
+        </w:tc>
+        <w:tc>
+          <w:tcPr>
+            <w:tcW w:type="dxa" w:w="3168"/>
+            <w:tcMar>
+              <w:top w:w="90" w:type="dxa"/>
+              <w:bottom w:w="90" w:type="dxa"/>
+              <w:left w:w="140" w:type="dxa"/>
+              <w:right w:w="140" w:type="dxa"/>
+            </w:tcMar>
+          </w:tcPr>
+          <w:p>
+            <w:r>
+              <w:rPr>
+                <w:rFonts w:ascii="Times New Roman" w:hAnsi="Times New Roman"/>
+                <w:sz w:val="20"/>
+              </w:rPr>
+              <w:t>Optimized regex &amp; multi-part suffix map</w:t>
+            </w:r>
+          </w:p>
+        </w:tc>
+      </w:tr>
+      <w:tr>
+        <w:tc>
+          <w:tcPr>
+            <w:tcW w:type="dxa" w:w="3456"/>
+            <w:shd w:fill="F9FAFB"/>
+            <w:tcMar>
+              <w:top w:w="90" w:type="dxa"/>
+              <w:bottom w:w="90" w:type="dxa"/>
+              <w:left w:w="140" w:type="dxa"/>
+              <w:right w:w="140" w:type="dxa"/>
+            </w:tcMar>
+          </w:tcPr>
+          <w:p>
+            <w:r>
+              <w:rPr>
+                <w:rFonts w:ascii="Times New Roman" w:hAnsi="Times New Roman"/>
+                <w:sz w:val="20"/>
+              </w:rPr>
+              <w:t>SQLite Indexed Domain Lookup</w:t>
+            </w:r>
+          </w:p>
+        </w:tc>
+        <w:tc>
+          <w:tcPr>
+            <w:tcW w:type="dxa" w:w="2592"/>
+            <w:shd w:fill="F9FAFB"/>
+            <w:tcMar>
+              <w:top w:w="90" w:type="dxa"/>
+              <w:bottom w:w="90" w:type="dxa"/>
+              <w:left w:w="140" w:type="dxa"/>
+              <w:right w:w="140" w:type="dxa"/>
+            </w:tcMar>
+          </w:tcPr>
+          <w:p>
+            <w:r>
+              <w:rPr>
+                <w:rFonts w:ascii="Times New Roman" w:hAnsi="Times New Roman"/>
+                <w:sz w:val="20"/>
+              </w:rPr>
+              <w:t>0.018 ms</w:t>
+            </w:r>
+          </w:p>
+        </w:tc>
+        <w:tc>
+          <w:tcPr>
+            <w:tcW w:type="dxa" w:w="3168"/>
+            <w:shd w:fill="F9FAFB"/>
+            <w:tcMar>
+              <w:top w:w="90" w:type="dxa"/>
+              <w:bottom w:w="90" w:type="dxa"/>
+              <w:left w:w="140" w:type="dxa"/>
+              <w:right w:w="140" w:type="dxa"/>
+            </w:tcMar>
+          </w:tcPr>
+          <w:p>
+            <w:r>
+              <w:rPr>
+                <w:rFonts w:ascii="Times New Roman" w:hAnsi="Times New Roman"/>
+                <w:sz w:val="20"/>
+              </w:rPr>
+              <w:t>In-memory B-Tree index on 4,442 domains</w:t>
+            </w:r>
+          </w:p>
+        </w:tc>
+      </w:tr>
+      <w:tr>
+        <w:tc>
+          <w:tcPr>
+            <w:tcW w:type="dxa" w:w="3456"/>
+            <w:tcMar>
+              <w:top w:w="90" w:type="dxa"/>
+              <w:bottom w:w="90" w:type="dxa"/>
+              <w:left w:w="140" w:type="dxa"/>
+              <w:right w:w="140" w:type="dxa"/>
+            </w:tcMar>
+          </w:tcPr>
+          <w:p>
+            <w:r>
+              <w:rPr>
+                <w:rFonts w:ascii="Times New Roman" w:hAnsi="Times New Roman"/>
+                <w:sz w:val="20"/>
+              </w:rPr>
+              <w:t>Batch Domain Lookup (10 Domains)</w:t>
+            </w:r>
+          </w:p>
+        </w:tc>
+        <w:tc>
+          <w:tcPr>
+            <w:tcW w:type="dxa" w:w="2592"/>
+            <w:tcMar>
+              <w:top w:w="90" w:type="dxa"/>
+              <w:bottom w:w="90" w:type="dxa"/>
+              <w:left w:w="140" w:type="dxa"/>
+              <w:right w:w="140" w:type="dxa"/>
+            </w:tcMar>
+          </w:tcPr>
+          <w:p>
+            <w:r>
+              <w:rPr>
+                <w:rFonts w:ascii="Times New Roman" w:hAnsi="Times New Roman"/>
+                <w:sz w:val="20"/>
+              </w:rPr>
+              <w:t>0.140 ms</w:t>
+            </w:r>
+          </w:p>
+        </w:tc>
+        <w:tc>
+          <w:tcPr>
+            <w:tcW w:type="dxa" w:w="3168"/>
+            <w:tcMar>
+              <w:top w:w="90" w:type="dxa"/>
+              <w:bottom w:w="90" w:type="dxa"/>
+              <w:left w:w="140" w:type="dxa"/>
+              <w:right w:w="140" w:type="dxa"/>
+            </w:tcMar>
+          </w:tcPr>
+          <w:p>
+            <w:r>
+              <w:rPr>
+                <w:rFonts w:ascii="Times New Roman" w:hAnsi="Times New Roman"/>
+                <w:sz w:val="20"/>
+              </w:rPr>
+              <w:t>Parameterized SQL IN query</w:t>
+            </w:r>
+          </w:p>
+        </w:tc>
+      </w:tr>
+      <w:tr>
+        <w:tc>
+          <w:tcPr>
+            <w:tcW w:type="dxa" w:w="3456"/>
+            <w:shd w:fill="F9FAFB"/>
+            <w:tcMar>
+              <w:top w:w="90" w:type="dxa"/>
+              <w:bottom w:w="90" w:type="dxa"/>
+              <w:left w:w="140" w:type="dxa"/>
+              <w:right w:w="140" w:type="dxa"/>
+            </w:tcMar>
+          </w:tcPr>
+          <w:p>
+            <w:r>
+              <w:rPr>
+                <w:rFonts w:ascii="Times New Roman" w:hAnsi="Times New Roman"/>
+                <w:sz w:val="20"/>
+              </w:rPr>
+              <w:t>Linguistic Manipulation Scan (500 words)</w:t>
+            </w:r>
+          </w:p>
+        </w:tc>
+        <w:tc>
+          <w:tcPr>
+            <w:tcW w:type="dxa" w:w="2592"/>
+            <w:shd w:fill="F9FAFB"/>
+            <w:tcMar>
+              <w:top w:w="90" w:type="dxa"/>
+              <w:bottom w:w="90" w:type="dxa"/>
+              <w:left w:w="140" w:type="dxa"/>
+              <w:right w:w="140" w:type="dxa"/>
+            </w:tcMar>
+          </w:tcPr>
+          <w:p>
+            <w:r>
+              <w:rPr>
+                <w:rFonts w:ascii="Times New Roman" w:hAnsi="Times New Roman"/>
+                <w:sz w:val="20"/>
+              </w:rPr>
+              <w:t>1.400 ms</w:t>
+            </w:r>
+          </w:p>
+        </w:tc>
+        <w:tc>
+          <w:tcPr>
+            <w:tcW w:type="dxa" w:w="3168"/>
+            <w:shd w:fill="F9FAFB"/>
+            <w:tcMar>
+              <w:top w:w="90" w:type="dxa"/>
+              <w:bottom w:w="90" w:type="dxa"/>
+              <w:left w:w="140" w:type="dxa"/>
+              <w:right w:w="140" w:type="dxa"/>
+            </w:tcMar>
+          </w:tcPr>
+          <w:p>
+            <w:r>
+              <w:rPr>
+                <w:rFonts w:ascii="Times New Roman" w:hAnsi="Times New Roman"/>
+                <w:sz w:val="20"/>
+              </w:rPr>
+              <w:t>Regex boundary matching across 109 triggers</w:t>
+            </w:r>
+          </w:p>
+        </w:tc>
+      </w:tr>
+      <w:tr>
+        <w:tc>
+          <w:tcPr>
+            <w:tcW w:type="dxa" w:w="3456"/>
+            <w:tcMar>
+              <w:top w:w="90" w:type="dxa"/>
+              <w:bottom w:w="90" w:type="dxa"/>
+              <w:left w:w="140" w:type="dxa"/>
+              <w:right w:w="140" w:type="dxa"/>
+            </w:tcMar>
+          </w:tcPr>
+          <w:p>
+            <w:r>
+              <w:rPr>
+                <w:rFonts w:ascii="Times New Roman" w:hAnsi="Times New Roman"/>
+                <w:sz w:val="20"/>
+              </w:rPr>
+              <w:t>Live NewsAPI Evidence Retrieval</w:t>
+            </w:r>
+          </w:p>
+        </w:tc>
+        <w:tc>
+          <w:tcPr>
+            <w:tcW w:type="dxa" w:w="2592"/>
+            <w:tcMar>
+              <w:top w:w="90" w:type="dxa"/>
+              <w:bottom w:w="90" w:type="dxa"/>
+              <w:left w:w="140" w:type="dxa"/>
+              <w:right w:w="140" w:type="dxa"/>
+            </w:tcMar>
+          </w:tcPr>
+          <w:p>
+            <w:r>
+              <w:rPr>
+                <w:rFonts w:ascii="Times New Roman" w:hAnsi="Times New Roman"/>
+                <w:sz w:val="20"/>
+              </w:rPr>
+              <w:t>1,120.0 ms</w:t>
+            </w:r>
+          </w:p>
+        </w:tc>
+        <w:tc>
+          <w:tcPr>
+            <w:tcW w:type="dxa" w:w="3168"/>
+            <w:tcMar>
+              <w:top w:w="90" w:type="dxa"/>
+              <w:bottom w:w="90" w:type="dxa"/>
+              <w:left w:w="140" w:type="dxa"/>
+              <w:right w:w="140" w:type="dxa"/>
+            </w:tcMar>
+          </w:tcPr>
+          <w:p>
+            <w:r>
+              <w:rPr>
+                <w:rFonts w:ascii="Times New Roman" w:hAnsi="Times New Roman"/>
+                <w:sz w:val="20"/>
+              </w:rPr>
+              <w:t>External HTTPS REST query &amp; JSON parsing</w:t>
+            </w:r>
+          </w:p>
+        </w:tc>
+      </w:tr>
+    </w:tbl>
     <w:p>
       <w:pPr>
         <w:spacing w:before="240" w:after="80"/>
@@ -5081,6 +5778,71 @@
         <w:t>• 4 tests in test_manipulation.py validating clean text, clickbait headlines, conspiracy markers, and stylistic punctuation.</w:t>
         <w:br/>
         <w:t>• 3 tests in test_news_retriever.py validating retrieval initialization, fallback evidence generation, and empty input handling.</w:t>
+        <w:br/>
+        <w:br/>
+        <w:t>Figure 7.1 plots the execution latency benchmarks on a logarithmic scale alongside the pytest test execution metrics.</w:t>
+      </w:r>
+    </w:p>
+    <w:p>
+      <w:pPr>
+        <w:spacing w:before="200" w:after="80"/>
+        <w:jc w:val="center"/>
+      </w:pPr>
+      <w:r>
+        <w:drawing>
+          <wp:inline xmlns:a="http://schemas.openxmlformats.org/drawingml/2006/main" xmlns:pic="http://schemas.openxmlformats.org/drawingml/2006/picture">
+            <wp:extent cx="5303520" cy="2211298"/>
+            <wp:docPr id="6" name="Picture 6"/>
+            <wp:cNvGraphicFramePr>
+              <a:graphicFrameLocks noChangeAspect="1"/>
+            </wp:cNvGraphicFramePr>
+            <a:graphic>
+              <a:graphicData uri="http://schemas.openxmlformats.org/drawingml/2006/picture">
+                <pic:pic>
+                  <pic:nvPicPr>
+                    <pic:cNvPr id="0" name="fig7_1_benchmarks.png"/>
+                    <pic:cNvPicPr/>
+                  </pic:nvPicPr>
+                  <pic:blipFill>
+                    <a:blip r:embed="rId16"/>
+                    <a:stretch>
+                      <a:fillRect/>
+                    </a:stretch>
+                  </pic:blipFill>
+                  <pic:spPr>
+                    <a:xfrm>
+                      <a:off x="0" y="0"/>
+                      <a:ext cx="5303520" cy="2211298"/>
+                    </a:xfrm>
+                    <a:prstGeom prst="rect"/>
+                  </pic:spPr>
+                </pic:pic>
+              </a:graphicData>
+            </a:graphic>
+          </wp:inline>
+        </w:drawing>
+      </w:r>
+    </w:p>
+    <w:p>
+      <w:pPr>
+        <w:spacing w:before="40" w:after="240"/>
+        <w:jc w:val="center"/>
+      </w:pPr>
+      <w:r>
+        <w:rPr>
+          <w:rFonts w:ascii="Times New Roman" w:hAnsi="Times New Roman"/>
+          <w:b/>
+          <w:sz w:val="20"/>
+        </w:rPr>
+        <w:t xml:space="preserve">Figure 7.1: </w:t>
+      </w:r>
+      <w:r>
+        <w:rPr>
+          <w:rFonts w:ascii="Times New Roman" w:hAnsi="Times New Roman"/>
+          <w:i/>
+          <w:sz w:val="20"/>
+        </w:rPr>
+        <w:t>(a) Execution latency benchmarks across pipeline modules and (b) automated pytest suite passing metrics</w:t>
       </w:r>
     </w:p>
     <w:p>

--- a/docs/TruthLens_Mini_Project_Report_CSS7102.docx
+++ b/docs/TruthLens_Mini_Project_Report_CSS7102.docx
@@ -4337,7 +4337,7 @@
           <w:rFonts w:ascii="Times New Roman" w:hAnsi="Times New Roman"/>
           <w:sz w:val="24"/>
         </w:rPr>
-        <w:t>This asymmetrical propagation dynamic is fundamentally driven by the psychological novelty hypothesis and emotional valence exploitation: misinformation systematically leverages cognitive vulnerabilities—specifically fear, moral disgust, tribal identity reinforcement, and urgent panic—which maximize algorithmic algorithmic click-through rates (CTR) and user engagement. The real-world repercussions of unverified falsehoods are severe and systemic, encompassing the violent disruption of democratic electoral processes, the erosion of public compliance during global epidemiological emergencies, the execution of coordinated financial pump-and-dump market manipulations, and the severe polarization of civil society.</w:t>
+        <w:t>This asymmetrical propagation dynamic is fundamentally driven by the psychological novelty hypothesis and emotional valence exploitation: misinformation systematically leverages cognitive vulnerabilities—specifically fear, moral disgust, tribal identity reinforcement, and urgent panic—which maximize algorithmic click-through rates (CTR) and user engagement. The real-world repercussions of unverified falsehoods are severe and systemic, encompassing the violent disruption of democratic electoral processes, the erosion of public compliance during global epidemiological emergencies, the execution of coordinated financial pump-and-dump market manipulations, and the severe polarization of civil society.</w:t>
       </w:r>
     </w:p>
     <w:p>
@@ -4390,7 +4390,7 @@
           <w:rFonts w:ascii="Times New Roman" w:hAnsi="Times New Roman"/>
           <w:sz w:val="24"/>
         </w:rPr>
-        <w:t>Conversely, pure text-classification systems—ranging from early n-gram Support Vector Machines to contemporary fine-tuned transformer models—suffer from severe architectural vulnerabilities. As rigorously demonstrated by Baly et al. [7] at ACL 2020, text-only classifiers trained on standard benchmarks (such as LIAR [5] or FakeNewsNet) catastrophically overfit to transient topical vocabularies, named entities, and temporal event markers rather than learning invariant structural representations of deception. When evaluated on out-of-domain articles or newly unfolding crisis events, the classification accuracy of deep NLP classifiers frequently drops to near-chance levels. Furthermore, deep neural networks operate as black boxes, providing opaque probability scores without explainable evidence or traceable justification, alienating human evaluators.</w:t>
+        <w:t>Conversely, pure text-classification systems—ranging from early n-gram models introduced by Wang [2] on the LIAR benchmark to contemporary fine-tuned transformer models—suffer from severe architectural vulnerabilities. As rigorously demonstrated by Baly et al. [3] at ACL 2020, text-only classifiers trained on standard benchmarks catastrophically overfit to transient topical vocabularies, named entities, and temporal event markers rather than learning invariant structural representations of deception. When evaluated on out-of-domain articles or newly unfolding crisis events, the classification accuracy of deep NLP classifiers frequently drops to near-chance levels. Furthermore, deep neural networks operate as black boxes, providing opaque probability scores without explainable evidence or traceable justification, alienating human evaluators.</w:t>
       </w:r>
     </w:p>
     <w:p>
@@ -5478,7 +5478,7 @@
           <w:rFonts w:ascii="Times New Roman" w:hAnsi="Times New Roman"/>
           <w:sz w:val="24"/>
         </w:rPr>
-        <w:t>TruthLens is purposefully engineered to advance the United Nations 2030 Agenda for Sustainable Development [13], directly contributing to three foundational Sustainable Development Goals (SDGs):</w:t>
+        <w:t>TruthLens is purposefully engineered to advance the United Nations 2030 Agenda for Sustainable Development [8], directly contributing to three foundational Sustainable Development Goals (SDGs):</w:t>
       </w:r>
     </w:p>
     <w:p>
@@ -5544,7 +5544,7 @@
           <w:rFonts w:ascii="Times New Roman" w:hAnsi="Times New Roman"/>
           <w:sz w:val="24"/>
         </w:rPr>
-        <w:t>The remainder of this mini project report is organized as follows: Chapter 2 conducts a rigorous literature review of 12 foundational IEEE, ACM, and ACL studies, establishing a comparative taxonomy of fact-checking paradigms and formalizing research gaps. Chapter 3 presents the proposed 3-pillar methodology, mathematical scoring formulations, domain extraction algorithms, and lexical manipulation metrics. Chapter 4 details project management, development lifecycles, Gantt scheduling, team RACI allocations, and risk matrices. Chapter 5 specifies functional/non-functional requirements, environment configurations, Data Flow Diagrams (Level 0 and 1), and relational database architectures. Chapter 6 delineates the implementation details of all completed modules, code structures, and UML sequence interactions. Chapter 7 presents empirical execution benchmarks across 1,000 iterations, Pytest test results, four real-world case study validations, and milestone comparisons. Chapter 8 evaluates ethical fairness, DPDP Act 2023 legal compliance, and sustainability aspects. Finally, Chapter 9 concludes the 50% milestone accomplishments and outlines the strategic roadmap toward 100% thesis completion.</w:t>
+        <w:t>The remainder of this mini project report is organized as follows: Chapter 2 conducts a focused literature review of 7 foundational peer-reviewed studies, establishing a comparative taxonomy of fact-checking paradigms and formalizing research gaps. Chapter 3 presents the proposed 3-pillar methodology, mathematical scoring formulations, domain extraction algorithms, and lexical manipulation metrics. Chapter 4 details project management, development lifecycles, Gantt scheduling, team RACI allocations, and risk matrices. Chapter 5 specifies functional/non-functional requirements, environment configurations, Data Flow Diagrams (Level 0 and 1), and relational database architectures. Chapter 6 delineates the implementation details of all completed modules, code structures, and UML sequence interactions. Chapter 7 presents empirical execution benchmarks across 1,000 iterations, Pytest test results, four real-world case study validations, and milestone comparisons. Chapter 8 evaluates ethical fairness, DPDP Act 2023 legal compliance, and sustainability aspects. Finally, Chapter 9 concludes the 50% milestone accomplishments and outlines the strategic roadmap toward 100% thesis completion.</w:t>
       </w:r>
     </w:p>
     <w:p>
@@ -5617,7 +5617,7 @@
           <w:rFonts w:ascii="Times New Roman" w:hAnsi="Times New Roman"/>
           <w:sz w:val="24"/>
         </w:rPr>
-        <w:t>Complementing diffusion kinetics, Horne and Adali [9] analyzed the structural text characteristics of viral news articles across legitimate, fake, and satirical outlets. Their empirical analysis demonstrated that fake news titles pack substantially more emotional and subjective words into shorter sentences, utilizing repetitive lexical patterns designed to evoke arousal rather than convey informative nuance. These empirical findings provide direct scientific motivation for TruthLens's second pillar: quantifying sensationalist, urgency-inducing, and outrage-oriented lexical triggers as explicit indicators of manipulative intent.</w:t>
+        <w:t>Complementing diffusion kinetics, Horne and Adali [5] analyzed the structural text characteristics of viral news articles across legitimate, fake, and satirical outlets. Their empirical analysis demonstrated that fake news titles pack substantially more emotional and subjective words into shorter sentences, utilizing repetitive lexical patterns designed to evoke arousal rather than convey informative nuance. These empirical findings provide direct scientific motivation for TruthLens's second pillar: quantifying sensationalist, urgency-inducing, and outrage-oriented lexical triggers as explicit indicators of manipulative intent.</w:t>
       </w:r>
     </w:p>
     <w:p>
@@ -5644,7 +5644,7 @@
           <w:rFonts w:ascii="Times New Roman" w:hAnsi="Times New Roman"/>
           <w:sz w:val="24"/>
         </w:rPr>
-        <w:t>Early automated verification research focused heavily on supervised classification of raw text using linguistic features and neural architectures. Wang [5] introduced the LIAR benchmark, consisting of 12,836 short statements collected from PolitiFact and categorized across six truthfulness gradations. While convolutional and recurrent neural models achieved promising benchmarks on the training distribution, subsequent evaluations revealed acute generalizability limits. Shu et al. [6] surveyed data mining approaches for social media fake news, highlighting that content-only models struggle with newly emerging events because the classifier memorizes specific semantic entities rather than epistemic coherence.</w:t>
+        <w:t>Early automated verification research focused heavily on supervised classification of raw text using linguistic features and neural architectures. Wang [2] introduced the LIAR benchmark, consisting of 12,836 short statements collected from PolitiFact and categorized across six truthfulness gradations. While convolutional and recurrent neural models achieved promising benchmarks on the training distribution, subsequent evaluations revealed acute generalizability limits, highlighting that content-only models struggle with newly emerging events because classifiers memorize specific semantic entities rather than epistemic coherence.</w:t>
       </w:r>
     </w:p>
     <w:p>
@@ -5657,7 +5657,7 @@
           <w:rFonts w:ascii="Times New Roman" w:hAnsi="Times New Roman"/>
           <w:sz w:val="24"/>
         </w:rPr>
-        <w:t>The definitive critique of content-only deep classifiers was delivered by Baly et al. [7] at ACL 2020. Conducting exhaustive adversarial ablation experiments across multiple state-of-the-art transformer models, the authors demonstrated that when named entities and topic words were masked, classifier accuracy dropped precipitously, confirming that deep NLP models learn topic-specific correlation shortcuts rather than factuality. A news article discussing an unsubstantiated conspiracy theory using sober, academic prose would be erroneously classified as highly credible, while a factual report covering an unusual breaking event would be flagged as fake. This finding demonstrates that content analysis alone is insufficient and must be augmented by source provenance and multi-document corroboration.</w:t>
+        <w:t>The definitive critique of content-only deep classifiers was delivered by Baly et al. [3] at ACL 2020. Conducting exhaustive adversarial ablation experiments across multiple state-of-the-art transformer models, the authors demonstrated that when named entities and topic words were masked, classifier accuracy dropped precipitously, confirming that deep NLP models learn topic-specific correlation shortcuts rather than factuality. A news article discussing an unsubstantiated conspiracy theory using sober, academic prose would be erroneously classified as highly credible, while a factual report covering an unusual breaking event would be flagged as fake. This finding proves that content analysis alone is insufficient and must be augmented by source provenance and multi-document corroboration.</w:t>
       </w:r>
     </w:p>
     <w:p>
@@ -5684,7 +5684,7 @@
           <w:rFonts w:ascii="Times New Roman" w:hAnsi="Times New Roman"/>
           <w:sz w:val="24"/>
         </w:rPr>
-        <w:t>Recognizing the fundamental vulnerability of text-only classification, Baly et al. [3] at EMNLP 2018 proposed shifting the unit of analysis from individual claims to the news source itself. By profiling media outlets across Twitter metadata, Wikipedia presence, URL structure, and historical fact-checking evaluations, their model achieved high macro-F1 scores in predicting publication factuality and political bias tiers. Their work validated the institutional epistemology premise: a media outlet that has maintained rigorous journalistic review standards over decades exhibits a high baseline probability of reporting verified facts.</w:t>
+        <w:t>Recognizing the fundamental vulnerability of text-only classification, Baly et al. [4] at EMNLP 2018 proposed shifting the unit of analysis from individual claims to the news source itself. By profiling media outlets across Twitter metadata, Wikipedia presence, URL structure, and historical fact-checking evaluations, their model achieved high macro-F1 scores in predicting publication factuality and political bias tiers. Their work validated the institutional epistemology premise: a media outlet that has maintained rigorous journalistic review standards over decades exhibits a high baseline probability of reporting verified facts.</w:t>
       </w:r>
     </w:p>
     <w:p>
@@ -5697,7 +5697,7 @@
           <w:rFonts w:ascii="Times New Roman" w:hAnsi="Times New Roman"/>
           <w:sz w:val="24"/>
         </w:rPr>
-        <w:t>Similarly, Norregaard, Horne, and Adali [12] curated the NELA-GT-2018 dataset, comprising 713,000 news articles from 194 sources labeled by Media Bias / Fact Check (MBFC) and Pew Research. Their longitudinal analysis established that outlet-level ground truth ratings remain remarkably stable over time, providing a highly reliable prior probability. TruthLens directly operationalizes this insight by utilizing MBFC as an authoritative knowledge base covering 4,442 global media outlets, converting journalistic ratings into mathematical credibility weights.</w:t>
+        <w:t>Longitudinal studies establish that outlet-level ground truth ratings remain remarkably stable over time, providing a highly reliable prior probability. TruthLens directly operationalizes this insight by utilizing Media Bias / Fact Check (MBFC) as an authoritative knowledge base covering 4,442 global media outlets, converting journalistic ratings into mathematical credibility weights indexed via sub-millisecond B-Trees.</w:t>
       </w:r>
     </w:p>
     <w:p>
@@ -5724,7 +5724,7 @@
           <w:rFonts w:ascii="Times New Roman" w:hAnsi="Times New Roman"/>
           <w:sz w:val="24"/>
         </w:rPr>
-        <w:t>To verify factual claims without relying entirely on source authority, the computational linguistics community introduced automated Fact Extraction and VERification (FEVER). Thorne et al. [2] at NAACL 2018 formalized fact verification as a 3-stage pipeline: (1) Document Retrieval from an external evidence corpus; (2) Evidence Sentence Selection; and (3) Natural Language Inference (NLI) to predict whether the retrieved evidence Supports, Refutes, or exhibits NotEnoughInfo regarding the claim.</w:t>
+        <w:t>To verify factual claims without relying entirely on source authority, the computational linguistics community introduced automated Fact Extraction and VERification (FEVER). Thorne et al. [6] at NAACL 2018 formalized fact verification as a 3-stage pipeline: (1) Document Retrieval from an external evidence corpus; (2) Evidence Sentence Selection; and (3) Natural Language Inference (NLI) to predict whether the retrieved evidence Supports, Refutes, or exhibits NotEnoughInfo regarding the claim.</w:t>
       </w:r>
     </w:p>
     <w:p>
@@ -5737,7 +5737,7 @@
           <w:rFonts w:ascii="Times New Roman" w:hAnsi="Times New Roman"/>
           <w:sz w:val="24"/>
         </w:rPr>
-        <w:t>Aly et al. [10] extended this paradigm to complex, multi-modal evidence across tables and text in FEVEROUS (NeurIPS 2021). The FEVER framework proves that truth is established through multi-document consensus: if an unusual claim is asserted, legitimate journalism will produce multiple corroborating articles from independent outlets. TruthLens adapts the evidence retrieval stage of FEVER by orchestrating live API queries across the open news web, establishing an evidence pool of corroborating and contradicting reports.</w:t>
+        <w:t>The FEVER framework establishes that truth is determined through multi-document consensus: if an unusual claim is asserted, legitimate journalism will produce multiple corroborating articles from independent outlets. TruthLens adapts the evidence retrieval stage of FEVER by orchestrating live API queries across the open news web, establishing an evidence pool of corroborating and contradicting reports.</w:t>
       </w:r>
     </w:p>
     <w:p>
@@ -5751,7 +5751,7 @@
           <w:b/>
           <w:sz w:val="28"/>
         </w:rPr>
-        <w:t>2.5  Cross-Source Stance Detection Paradigms</w:t>
+        <w:t>2.5  Cross-Source Stance Detection &amp; Consensus Paradigms</w:t>
       </w:r>
     </w:p>
     <w:p>
@@ -5764,7 +5764,7 @@
           <w:rFonts w:ascii="Times New Roman" w:hAnsi="Times New Roman"/>
           <w:sz w:val="24"/>
         </w:rPr>
-        <w:t>Cross-document stance detection evaluates the perspective of external articles toward a target claim. Hanselowski et al. [8] analyzed the Fake News Challenge (FNC-1) stance-detection benchmark, which task models with classifying headline-body pairs into four classes: Agree, Disagree, Discuss, and Unrelated. Their findings demonstrated that lexical overlap and stacked neural representations effectively distinguish related from unrelated documents, but fine-grained stance distinction requires bidirectional attention mechanisms.</w:t>
+        <w:t>Cross-document stance detection evaluates the perspective of external articles toward a target claim. Hardalov et al. [7] published a comprehensive survey in Findings of NAACL 2022 on stance detection for misinformation identification. They established that aggregating stance vectors across diverse news sources provides an objective, crowdsourced veracity signal that resists individual outlet bias.</w:t>
       </w:r>
     </w:p>
     <w:p>
@@ -5777,7 +5777,7 @@
           <w:rFonts w:ascii="Times New Roman" w:hAnsi="Times New Roman"/>
           <w:sz w:val="24"/>
         </w:rPr>
-        <w:t>Hardalov et al. [11] published a comprehensive survey in Findings of NAACL 2022 on stance detection for misinformation identification. They established that aggregating stance vectors across diverse news sources provides an objective, crowdsourced veracity signal that resists individual outlet bias. If top-tier wire services (Reuters, AP News) report an event with an 'Agree' stance, the collective epistemic confidence approaches certainty, whereas consensus 'Disagree' stances from reputable outlets serve as definitive proof of debunked misinformation.</w:t>
+        <w:t>If top-tier wire services report an event with a supporting stance, the collective epistemic confidence approaches certainty, whereas consensus refuting stances from reputable outlets serve as definitive proof of debunked misinformation. TruthLens incorporates this multi-source stance vector directly into its composite scoring aggregation.</w:t>
       </w:r>
     </w:p>
     <w:p>
@@ -5791,7 +5791,7 @@
           <w:b/>
           <w:sz w:val="28"/>
         </w:rPr>
-        <w:t>2.6  Deep Transformer Architectures for Fact Verification (RoBERTa)</w:t>
+        <w:t>2.6  Literature Survey Comparison Matrix (7 Foundational Studies)</w:t>
       </w:r>
     </w:p>
     <w:p>
@@ -5804,51 +5804,11 @@
           <w:rFonts w:ascii="Times New Roman" w:hAnsi="Times New Roman"/>
           <w:sz w:val="24"/>
         </w:rPr>
-        <w:t>The advent of pretrained transformer models transformed Natural Language Inference. Liu et al. [4] introduced RoBERTa (Robustly Optimized BERT Pretraining Approach), demonstrating that training with larger batch sizes, longer sequences, dynamic masking patterns, and the removal of the Next Sentence Prediction (NSP) objective produces substantial performance gains over BERT across downstream reasoning benchmarks.</w:t>
+        <w:t>To synthesize the theoretical and empirical foundations of automated fact verification, Table 2.1 presents a focused comparative matrix of the 7 foundational research papers across top-tier IEEE, ACM, ACL, and Science venues. The matrix systematically analyzes each work across publication venue, methodology, evaluation dataset, key technical strengths, and inherent architectural limitations.</w:t>
       </w:r>
     </w:p>
     <w:p>
       <w:pPr>
-        <w:spacing w:line="360" w:lineRule="auto" w:after="120"/>
-        <w:jc w:val="both"/>
-      </w:pPr>
-      <w:r>
-        <w:rPr>
-          <w:rFonts w:ascii="Times New Roman" w:hAnsi="Times New Roman"/>
-          <w:sz w:val="24"/>
-        </w:rPr>
-        <w:t>When fine-tuned on the Multi-Genre Natural Language Inference (MNLI) dataset, RoBERTa-large achieves state-of-the-art entailment accuracy (&gt;90.2%), providing an ideal cross-encoder foundation for premise-hypothesis evaluation. In the TruthLens architecture, RoBERTa-MNLI is slated for Phase 4 (65% milestone) to compute continuous entailment/contradiction probabilities between extracted claims and retrieved evidence pools.</w:t>
-      </w:r>
-    </w:p>
-    <w:p>
-      <w:pPr>
-        <w:spacing w:before="280" w:after="120"/>
-        <w:jc w:val="left"/>
-      </w:pPr>
-      <w:r>
-        <w:rPr>
-          <w:rFonts w:ascii="Times New Roman" w:hAnsi="Times New Roman"/>
-          <w:b/>
-          <w:sz w:val="28"/>
-        </w:rPr>
-        <w:t>2.7  Literature Survey Comparison Matrix (12 IEEE/Scopus Studies)</w:t>
-      </w:r>
-    </w:p>
-    <w:p>
-      <w:pPr>
-        <w:spacing w:line="360" w:lineRule="auto" w:after="120"/>
-        <w:jc w:val="both"/>
-      </w:pPr>
-      <w:r>
-        <w:rPr>
-          <w:rFonts w:ascii="Times New Roman" w:hAnsi="Times New Roman"/>
-          <w:sz w:val="24"/>
-        </w:rPr>
-        <w:t>To synthesize the theoretical and empirical foundations of automated fact verification, Table 2.1 presents a comprehensive comparative matrix of 12 foundational research papers across top-tier IEEE, ACM, ACL, Science, and NeurIPS venues. The matrix systematically analyzes each work across publication venue, methodology, evaluation dataset, key technical strengths, and inherent architectural limitations.</w:t>
-      </w:r>
-    </w:p>
-    <w:p>
-      <w:pPr>
         <w:spacing w:before="280" w:after="120"/>
         <w:jc w:val="center"/>
       </w:pPr>
@@ -5865,7 +5825,7 @@
           <w:rFonts w:ascii="Times New Roman" w:hAnsi="Times New Roman"/>
           <w:sz w:val="24"/>
         </w:rPr>
-        <w:t>Comprehensive Literature Survey Matrix of 12 Foundational IEEE/Scopus Research Studies</w:t>
+        <w:t>Literature Survey Comparison Matrix of 7 Foundational Peer-Reviewed Research Studies</w:t>
       </w:r>
     </w:p>
     <w:tbl>
@@ -6167,9 +6127,589 @@
                 <w:rFonts w:ascii="Times New Roman" w:hAnsi="Times New Roman"/>
                 <w:sz w:val="20"/>
               </w:rPr>
+              <w:t>Wang</w:t>
+              <w:br/>
+              <w:t>(ACL) [2]</w:t>
+            </w:r>
+          </w:p>
+        </w:tc>
+        <w:tc>
+          <w:tcPr>
+            <w:tcW w:type="dxa" w:w="720"/>
+            <w:shd w:fill="F8FAFC"/>
+            <w:tcMar>
+              <w:top w:w="90" w:type="dxa"/>
+              <w:bottom w:w="90" w:type="dxa"/>
+              <w:left w:w="130" w:type="dxa"/>
+              <w:right w:w="130" w:type="dxa"/>
+            </w:tcMar>
+          </w:tcPr>
+          <w:p>
+            <w:pPr>
+              <w:spacing w:line="288" w:lineRule="auto" w:before="0" w:after="0"/>
+            </w:pPr>
+            <w:r>
+              <w:rPr>
+                <w:rFonts w:ascii="Times New Roman" w:hAnsi="Times New Roman"/>
+                <w:sz w:val="20"/>
+              </w:rPr>
+              <w:t>2017</w:t>
+            </w:r>
+          </w:p>
+        </w:tc>
+        <w:tc>
+          <w:tcPr>
+            <w:tcW w:type="dxa" w:w="1656"/>
+            <w:shd w:fill="F8FAFC"/>
+            <w:tcMar>
+              <w:top w:w="90" w:type="dxa"/>
+              <w:bottom w:w="90" w:type="dxa"/>
+              <w:left w:w="130" w:type="dxa"/>
+              <w:right w:w="130" w:type="dxa"/>
+            </w:tcMar>
+          </w:tcPr>
+          <w:p>
+            <w:pPr>
+              <w:spacing w:line="288" w:lineRule="auto" w:before="0" w:after="0"/>
+            </w:pPr>
+            <w:r>
+              <w:rPr>
+                <w:rFonts w:ascii="Times New Roman" w:hAnsi="Times New Roman"/>
+                <w:sz w:val="20"/>
+              </w:rPr>
+              <w:t>Short statement classification with CNN &amp; Bi-LSTM networks</w:t>
+            </w:r>
+          </w:p>
+        </w:tc>
+        <w:tc>
+          <w:tcPr>
+            <w:tcW w:type="dxa" w:w="1440"/>
+            <w:shd w:fill="F8FAFC"/>
+            <w:tcMar>
+              <w:top w:w="90" w:type="dxa"/>
+              <w:bottom w:w="90" w:type="dxa"/>
+              <w:left w:w="130" w:type="dxa"/>
+              <w:right w:w="130" w:type="dxa"/>
+            </w:tcMar>
+          </w:tcPr>
+          <w:p>
+            <w:pPr>
+              <w:spacing w:line="288" w:lineRule="auto" w:before="0" w:after="0"/>
+            </w:pPr>
+            <w:r>
+              <w:rPr>
+                <w:rFonts w:ascii="Times New Roman" w:hAnsi="Times New Roman"/>
+                <w:sz w:val="20"/>
+              </w:rPr>
+              <w:t>12.8k PolitiFact claims (LIAR)</w:t>
+            </w:r>
+          </w:p>
+        </w:tc>
+        <w:tc>
+          <w:tcPr>
+            <w:tcW w:type="dxa" w:w="1512"/>
+            <w:shd w:fill="F8FAFC"/>
+            <w:tcMar>
+              <w:top w:w="90" w:type="dxa"/>
+              <w:bottom w:w="90" w:type="dxa"/>
+              <w:left w:w="130" w:type="dxa"/>
+              <w:right w:w="130" w:type="dxa"/>
+            </w:tcMar>
+          </w:tcPr>
+          <w:p>
+            <w:pPr>
+              <w:spacing w:line="288" w:lineRule="auto" w:before="0" w:after="0"/>
+            </w:pPr>
+            <w:r>
+              <w:rPr>
+                <w:rFonts w:ascii="Times New Roman" w:hAnsi="Times New Roman"/>
+                <w:sz w:val="20"/>
+              </w:rPr>
+              <w:t>Pioneering benchmark for multi-class truthfulness scoring</w:t>
+            </w:r>
+          </w:p>
+        </w:tc>
+        <w:tc>
+          <w:tcPr>
+            <w:tcW w:type="dxa" w:w="1440"/>
+            <w:shd w:fill="F8FAFC"/>
+            <w:tcMar>
+              <w:top w:w="90" w:type="dxa"/>
+              <w:bottom w:w="90" w:type="dxa"/>
+              <w:left w:w="130" w:type="dxa"/>
+              <w:right w:w="130" w:type="dxa"/>
+            </w:tcMar>
+          </w:tcPr>
+          <w:p>
+            <w:pPr>
+              <w:spacing w:line="288" w:lineRule="auto" w:before="0" w:after="0"/>
+            </w:pPr>
+            <w:r>
+              <w:rPr>
+                <w:rFonts w:ascii="Times New Roman" w:hAnsi="Times New Roman"/>
+                <w:sz w:val="20"/>
+              </w:rPr>
+              <w:t>Overfits to named entities; ignores source provenance</w:t>
+            </w:r>
+          </w:p>
+        </w:tc>
+      </w:tr>
+      <w:tr>
+        <w:tc>
+          <w:tcPr>
+            <w:tcW w:type="dxa" w:w="1512"/>
+            <w:tcMar>
+              <w:top w:w="90" w:type="dxa"/>
+              <w:bottom w:w="90" w:type="dxa"/>
+              <w:left w:w="130" w:type="dxa"/>
+              <w:right w:w="130" w:type="dxa"/>
+            </w:tcMar>
+          </w:tcPr>
+          <w:p>
+            <w:pPr>
+              <w:spacing w:line="288" w:lineRule="auto" w:before="0" w:after="0"/>
+            </w:pPr>
+            <w:r>
+              <w:rPr>
+                <w:rFonts w:ascii="Times New Roman" w:hAnsi="Times New Roman"/>
+                <w:sz w:val="20"/>
+              </w:rPr>
+              <w:t>Baly et al.</w:t>
+              <w:br/>
+              <w:t>(ACL) [3]</w:t>
+            </w:r>
+          </w:p>
+        </w:tc>
+        <w:tc>
+          <w:tcPr>
+            <w:tcW w:type="dxa" w:w="720"/>
+            <w:tcMar>
+              <w:top w:w="90" w:type="dxa"/>
+              <w:bottom w:w="90" w:type="dxa"/>
+              <w:left w:w="130" w:type="dxa"/>
+              <w:right w:w="130" w:type="dxa"/>
+            </w:tcMar>
+          </w:tcPr>
+          <w:p>
+            <w:pPr>
+              <w:spacing w:line="288" w:lineRule="auto" w:before="0" w:after="0"/>
+            </w:pPr>
+            <w:r>
+              <w:rPr>
+                <w:rFonts w:ascii="Times New Roman" w:hAnsi="Times New Roman"/>
+                <w:sz w:val="20"/>
+              </w:rPr>
+              <w:t>2020</w:t>
+            </w:r>
+          </w:p>
+        </w:tc>
+        <w:tc>
+          <w:tcPr>
+            <w:tcW w:type="dxa" w:w="1656"/>
+            <w:tcMar>
+              <w:top w:w="90" w:type="dxa"/>
+              <w:bottom w:w="90" w:type="dxa"/>
+              <w:left w:w="130" w:type="dxa"/>
+              <w:right w:w="130" w:type="dxa"/>
+            </w:tcMar>
+          </w:tcPr>
+          <w:p>
+            <w:pPr>
+              <w:spacing w:line="288" w:lineRule="auto" w:before="0" w:after="0"/>
+            </w:pPr>
+            <w:r>
+              <w:rPr>
+                <w:rFonts w:ascii="Times New Roman" w:hAnsi="Times New Roman"/>
+                <w:sz w:val="20"/>
+              </w:rPr>
+              <w:t>Adversarial evaluation &amp; named entity masking in transformers</w:t>
+            </w:r>
+          </w:p>
+        </w:tc>
+        <w:tc>
+          <w:tcPr>
+            <w:tcW w:type="dxa" w:w="1440"/>
+            <w:tcMar>
+              <w:top w:w="90" w:type="dxa"/>
+              <w:bottom w:w="90" w:type="dxa"/>
+              <w:left w:w="130" w:type="dxa"/>
+              <w:right w:w="130" w:type="dxa"/>
+            </w:tcMar>
+          </w:tcPr>
+          <w:p>
+            <w:pPr>
+              <w:spacing w:line="288" w:lineRule="auto" w:before="0" w:after="0"/>
+            </w:pPr>
+            <w:r>
+              <w:rPr>
+                <w:rFonts w:ascii="Times New Roman" w:hAnsi="Times New Roman"/>
+                <w:sz w:val="20"/>
+              </w:rPr>
+              <w:t>LIAR, FakeNewsNet, COVID-19</w:t>
+            </w:r>
+          </w:p>
+        </w:tc>
+        <w:tc>
+          <w:tcPr>
+            <w:tcW w:type="dxa" w:w="1512"/>
+            <w:tcMar>
+              <w:top w:w="90" w:type="dxa"/>
+              <w:bottom w:w="90" w:type="dxa"/>
+              <w:left w:w="130" w:type="dxa"/>
+              <w:right w:w="130" w:type="dxa"/>
+            </w:tcMar>
+          </w:tcPr>
+          <w:p>
+            <w:pPr>
+              <w:spacing w:line="288" w:lineRule="auto" w:before="0" w:after="0"/>
+            </w:pPr>
+            <w:r>
+              <w:rPr>
+                <w:rFonts w:ascii="Times New Roman" w:hAnsi="Times New Roman"/>
+                <w:sz w:val="20"/>
+              </w:rPr>
+              <w:t>Proved deep NLP models learn topic shortcuts, not truth</w:t>
+            </w:r>
+          </w:p>
+        </w:tc>
+        <w:tc>
+          <w:tcPr>
+            <w:tcW w:type="dxa" w:w="1440"/>
+            <w:tcMar>
+              <w:top w:w="90" w:type="dxa"/>
+              <w:bottom w:w="90" w:type="dxa"/>
+              <w:left w:w="130" w:type="dxa"/>
+              <w:right w:w="130" w:type="dxa"/>
+            </w:tcMar>
+          </w:tcPr>
+          <w:p>
+            <w:pPr>
+              <w:spacing w:line="288" w:lineRule="auto" w:before="0" w:after="0"/>
+            </w:pPr>
+            <w:r>
+              <w:rPr>
+                <w:rFonts w:ascii="Times New Roman" w:hAnsi="Times New Roman"/>
+                <w:sz w:val="20"/>
+              </w:rPr>
+              <w:t>Identified failure modes without proposing hybrid solution</w:t>
+            </w:r>
+          </w:p>
+        </w:tc>
+      </w:tr>
+      <w:tr>
+        <w:tc>
+          <w:tcPr>
+            <w:tcW w:type="dxa" w:w="1512"/>
+            <w:shd w:fill="F8FAFC"/>
+            <w:tcMar>
+              <w:top w:w="90" w:type="dxa"/>
+              <w:bottom w:w="90" w:type="dxa"/>
+              <w:left w:w="130" w:type="dxa"/>
+              <w:right w:w="130" w:type="dxa"/>
+            </w:tcMar>
+          </w:tcPr>
+          <w:p>
+            <w:pPr>
+              <w:spacing w:line="288" w:lineRule="auto" w:before="0" w:after="0"/>
+            </w:pPr>
+            <w:r>
+              <w:rPr>
+                <w:rFonts w:ascii="Times New Roman" w:hAnsi="Times New Roman"/>
+                <w:sz w:val="20"/>
+              </w:rPr>
+              <w:t>Baly et al.</w:t>
+              <w:br/>
+              <w:t>(EMNLP) [4]</w:t>
+            </w:r>
+          </w:p>
+        </w:tc>
+        <w:tc>
+          <w:tcPr>
+            <w:tcW w:type="dxa" w:w="720"/>
+            <w:shd w:fill="F8FAFC"/>
+            <w:tcMar>
+              <w:top w:w="90" w:type="dxa"/>
+              <w:bottom w:w="90" w:type="dxa"/>
+              <w:left w:w="130" w:type="dxa"/>
+              <w:right w:w="130" w:type="dxa"/>
+            </w:tcMar>
+          </w:tcPr>
+          <w:p>
+            <w:pPr>
+              <w:spacing w:line="288" w:lineRule="auto" w:before="0" w:after="0"/>
+            </w:pPr>
+            <w:r>
+              <w:rPr>
+                <w:rFonts w:ascii="Times New Roman" w:hAnsi="Times New Roman"/>
+                <w:sz w:val="20"/>
+              </w:rPr>
+              <w:t>2018</w:t>
+            </w:r>
+          </w:p>
+        </w:tc>
+        <w:tc>
+          <w:tcPr>
+            <w:tcW w:type="dxa" w:w="1656"/>
+            <w:shd w:fill="F8FAFC"/>
+            <w:tcMar>
+              <w:top w:w="90" w:type="dxa"/>
+              <w:bottom w:w="90" w:type="dxa"/>
+              <w:left w:w="130" w:type="dxa"/>
+              <w:right w:w="130" w:type="dxa"/>
+            </w:tcMar>
+          </w:tcPr>
+          <w:p>
+            <w:pPr>
+              <w:spacing w:line="288" w:lineRule="auto" w:before="0" w:after="0"/>
+            </w:pPr>
+            <w:r>
+              <w:rPr>
+                <w:rFonts w:ascii="Times New Roman" w:hAnsi="Times New Roman"/>
+                <w:sz w:val="20"/>
+              </w:rPr>
+              <w:t>Source-level profiling using Wikipedia, Twitter, and URLs</w:t>
+            </w:r>
+          </w:p>
+        </w:tc>
+        <w:tc>
+          <w:tcPr>
+            <w:tcW w:type="dxa" w:w="1440"/>
+            <w:shd w:fill="F8FAFC"/>
+            <w:tcMar>
+              <w:top w:w="90" w:type="dxa"/>
+              <w:bottom w:w="90" w:type="dxa"/>
+              <w:left w:w="130" w:type="dxa"/>
+              <w:right w:w="130" w:type="dxa"/>
+            </w:tcMar>
+          </w:tcPr>
+          <w:p>
+            <w:pPr>
+              <w:spacing w:line="288" w:lineRule="auto" w:before="0" w:after="0"/>
+            </w:pPr>
+            <w:r>
+              <w:rPr>
+                <w:rFonts w:ascii="Times New Roman" w:hAnsi="Times New Roman"/>
+                <w:sz w:val="20"/>
+              </w:rPr>
+              <w:t>1,066 news outlets mapped to MBFC</w:t>
+            </w:r>
+          </w:p>
+        </w:tc>
+        <w:tc>
+          <w:tcPr>
+            <w:tcW w:type="dxa" w:w="1512"/>
+            <w:shd w:fill="F8FAFC"/>
+            <w:tcMar>
+              <w:top w:w="90" w:type="dxa"/>
+              <w:bottom w:w="90" w:type="dxa"/>
+              <w:left w:w="130" w:type="dxa"/>
+              <w:right w:w="130" w:type="dxa"/>
+            </w:tcMar>
+          </w:tcPr>
+          <w:p>
+            <w:pPr>
+              <w:spacing w:line="288" w:lineRule="auto" w:before="0" w:after="0"/>
+            </w:pPr>
+            <w:r>
+              <w:rPr>
+                <w:rFonts w:ascii="Times New Roman" w:hAnsi="Times New Roman"/>
+                <w:sz w:val="20"/>
+              </w:rPr>
+              <w:t>Demonstrated that source profiling outperforms claim classification</w:t>
+            </w:r>
+          </w:p>
+        </w:tc>
+        <w:tc>
+          <w:tcPr>
+            <w:tcW w:type="dxa" w:w="1440"/>
+            <w:shd w:fill="F8FAFC"/>
+            <w:tcMar>
+              <w:top w:w="90" w:type="dxa"/>
+              <w:bottom w:w="90" w:type="dxa"/>
+              <w:left w:w="130" w:type="dxa"/>
+              <w:right w:w="130" w:type="dxa"/>
+            </w:tcMar>
+          </w:tcPr>
+          <w:p>
+            <w:pPr>
+              <w:spacing w:line="288" w:lineRule="auto" w:before="0" w:after="0"/>
+            </w:pPr>
+            <w:r>
+              <w:rPr>
+                <w:rFonts w:ascii="Times New Roman" w:hAnsi="Times New Roman"/>
+                <w:sz w:val="20"/>
+              </w:rPr>
+              <w:t>Static feature set; slow to reflect editorial changes</w:t>
+            </w:r>
+          </w:p>
+        </w:tc>
+      </w:tr>
+      <w:tr>
+        <w:tc>
+          <w:tcPr>
+            <w:tcW w:type="dxa" w:w="1512"/>
+            <w:tcMar>
+              <w:top w:w="90" w:type="dxa"/>
+              <w:bottom w:w="90" w:type="dxa"/>
+              <w:left w:w="130" w:type="dxa"/>
+              <w:right w:w="130" w:type="dxa"/>
+            </w:tcMar>
+          </w:tcPr>
+          <w:p>
+            <w:pPr>
+              <w:spacing w:line="288" w:lineRule="auto" w:before="0" w:after="0"/>
+            </w:pPr>
+            <w:r>
+              <w:rPr>
+                <w:rFonts w:ascii="Times New Roman" w:hAnsi="Times New Roman"/>
+                <w:sz w:val="20"/>
+              </w:rPr>
+              <w:t>Horne &amp; Adali</w:t>
+              <w:br/>
+              <w:t>(AAAI ICWSM) [5]</w:t>
+            </w:r>
+          </w:p>
+        </w:tc>
+        <w:tc>
+          <w:tcPr>
+            <w:tcW w:type="dxa" w:w="720"/>
+            <w:tcMar>
+              <w:top w:w="90" w:type="dxa"/>
+              <w:bottom w:w="90" w:type="dxa"/>
+              <w:left w:w="130" w:type="dxa"/>
+              <w:right w:w="130" w:type="dxa"/>
+            </w:tcMar>
+          </w:tcPr>
+          <w:p>
+            <w:pPr>
+              <w:spacing w:line="288" w:lineRule="auto" w:before="0" w:after="0"/>
+            </w:pPr>
+            <w:r>
+              <w:rPr>
+                <w:rFonts w:ascii="Times New Roman" w:hAnsi="Times New Roman"/>
+                <w:sz w:val="20"/>
+              </w:rPr>
+              <w:t>2017</w:t>
+            </w:r>
+          </w:p>
+        </w:tc>
+        <w:tc>
+          <w:tcPr>
+            <w:tcW w:type="dxa" w:w="1656"/>
+            <w:tcMar>
+              <w:top w:w="90" w:type="dxa"/>
+              <w:bottom w:w="90" w:type="dxa"/>
+              <w:left w:w="130" w:type="dxa"/>
+              <w:right w:w="130" w:type="dxa"/>
+            </w:tcMar>
+          </w:tcPr>
+          <w:p>
+            <w:pPr>
+              <w:spacing w:line="288" w:lineRule="auto" w:before="0" w:after="0"/>
+            </w:pPr>
+            <w:r>
+              <w:rPr>
+                <w:rFonts w:ascii="Times New Roman" w:hAnsi="Times New Roman"/>
+                <w:sz w:val="20"/>
+              </w:rPr>
+              <w:t>Stylistic, lexical &amp; complexity feature profiling of text</w:t>
+            </w:r>
+          </w:p>
+        </w:tc>
+        <w:tc>
+          <w:tcPr>
+            <w:tcW w:type="dxa" w:w="1440"/>
+            <w:tcMar>
+              <w:top w:w="90" w:type="dxa"/>
+              <w:bottom w:w="90" w:type="dxa"/>
+              <w:left w:w="130" w:type="dxa"/>
+              <w:right w:w="130" w:type="dxa"/>
+            </w:tcMar>
+          </w:tcPr>
+          <w:p>
+            <w:pPr>
+              <w:spacing w:line="288" w:lineRule="auto" w:before="0" w:after="0"/>
+            </w:pPr>
+            <w:r>
+              <w:rPr>
+                <w:rFonts w:ascii="Times New Roman" w:hAnsi="Times New Roman"/>
+                <w:sz w:val="20"/>
+              </w:rPr>
+              <w:t>Fake, Satire, Real news corpus</w:t>
+            </w:r>
+          </w:p>
+        </w:tc>
+        <w:tc>
+          <w:tcPr>
+            <w:tcW w:type="dxa" w:w="1512"/>
+            <w:tcMar>
+              <w:top w:w="90" w:type="dxa"/>
+              <w:bottom w:w="90" w:type="dxa"/>
+              <w:left w:w="130" w:type="dxa"/>
+              <w:right w:w="130" w:type="dxa"/>
+            </w:tcMar>
+          </w:tcPr>
+          <w:p>
+            <w:pPr>
+              <w:spacing w:line="288" w:lineRule="auto" w:before="0" w:after="0"/>
+            </w:pPr>
+            <w:r>
+              <w:rPr>
+                <w:rFonts w:ascii="Times New Roman" w:hAnsi="Times New Roman"/>
+                <w:sz w:val="20"/>
+              </w:rPr>
+              <w:t>Demonstrated that fake titles use repetitive, emotive syntax</w:t>
+            </w:r>
+          </w:p>
+        </w:tc>
+        <w:tc>
+          <w:tcPr>
+            <w:tcW w:type="dxa" w:w="1440"/>
+            <w:tcMar>
+              <w:top w:w="90" w:type="dxa"/>
+              <w:bottom w:w="90" w:type="dxa"/>
+              <w:left w:w="130" w:type="dxa"/>
+              <w:right w:w="130" w:type="dxa"/>
+            </w:tcMar>
+          </w:tcPr>
+          <w:p>
+            <w:pPr>
+              <w:spacing w:line="288" w:lineRule="auto" w:before="0" w:after="0"/>
+            </w:pPr>
+            <w:r>
+              <w:rPr>
+                <w:rFonts w:ascii="Times New Roman" w:hAnsi="Times New Roman"/>
+                <w:sz w:val="20"/>
+              </w:rPr>
+              <w:t>Heuristic rules fail on sophisticated adversarial propaganda</w:t>
+            </w:r>
+          </w:p>
+        </w:tc>
+      </w:tr>
+      <w:tr>
+        <w:tc>
+          <w:tcPr>
+            <w:tcW w:type="dxa" w:w="1512"/>
+            <w:shd w:fill="F8FAFC"/>
+            <w:tcMar>
+              <w:top w:w="90" w:type="dxa"/>
+              <w:bottom w:w="90" w:type="dxa"/>
+              <w:left w:w="130" w:type="dxa"/>
+              <w:right w:w="130" w:type="dxa"/>
+            </w:tcMar>
+          </w:tcPr>
+          <w:p>
+            <w:pPr>
+              <w:spacing w:line="288" w:lineRule="auto" w:before="0" w:after="0"/>
+            </w:pPr>
+            <w:r>
+              <w:rPr>
+                <w:rFonts w:ascii="Times New Roman" w:hAnsi="Times New Roman"/>
+                <w:sz w:val="20"/>
+              </w:rPr>
               <w:t>Thorne et al.</w:t>
               <w:br/>
-              <w:t>(NAACL) [2]</w:t>
+              <w:t>(NAACL) [6]</w:t>
             </w:r>
           </w:p>
         </w:tc>
@@ -6314,1169 +6854,9 @@
                 <w:rFonts w:ascii="Times New Roman" w:hAnsi="Times New Roman"/>
                 <w:sz w:val="20"/>
               </w:rPr>
-              <w:t>Baly et al.</w:t>
-              <w:br/>
-              <w:t>(EMNLP) [3]</w:t>
-            </w:r>
-          </w:p>
-        </w:tc>
-        <w:tc>
-          <w:tcPr>
-            <w:tcW w:type="dxa" w:w="720"/>
-            <w:tcMar>
-              <w:top w:w="90" w:type="dxa"/>
-              <w:bottom w:w="90" w:type="dxa"/>
-              <w:left w:w="130" w:type="dxa"/>
-              <w:right w:w="130" w:type="dxa"/>
-            </w:tcMar>
-          </w:tcPr>
-          <w:p>
-            <w:pPr>
-              <w:spacing w:line="288" w:lineRule="auto" w:before="0" w:after="0"/>
-            </w:pPr>
-            <w:r>
-              <w:rPr>
-                <w:rFonts w:ascii="Times New Roman" w:hAnsi="Times New Roman"/>
-                <w:sz w:val="20"/>
-              </w:rPr>
-              <w:t>2018</w:t>
-            </w:r>
-          </w:p>
-        </w:tc>
-        <w:tc>
-          <w:tcPr>
-            <w:tcW w:type="dxa" w:w="1656"/>
-            <w:tcMar>
-              <w:top w:w="90" w:type="dxa"/>
-              <w:bottom w:w="90" w:type="dxa"/>
-              <w:left w:w="130" w:type="dxa"/>
-              <w:right w:w="130" w:type="dxa"/>
-            </w:tcMar>
-          </w:tcPr>
-          <w:p>
-            <w:pPr>
-              <w:spacing w:line="288" w:lineRule="auto" w:before="0" w:after="0"/>
-            </w:pPr>
-            <w:r>
-              <w:rPr>
-                <w:rFonts w:ascii="Times New Roman" w:hAnsi="Times New Roman"/>
-                <w:sz w:val="20"/>
-              </w:rPr>
-              <w:t>Source-level profiling using Wikipedia, Twitter, and URLs</w:t>
-            </w:r>
-          </w:p>
-        </w:tc>
-        <w:tc>
-          <w:tcPr>
-            <w:tcW w:type="dxa" w:w="1440"/>
-            <w:tcMar>
-              <w:top w:w="90" w:type="dxa"/>
-              <w:bottom w:w="90" w:type="dxa"/>
-              <w:left w:w="130" w:type="dxa"/>
-              <w:right w:w="130" w:type="dxa"/>
-            </w:tcMar>
-          </w:tcPr>
-          <w:p>
-            <w:pPr>
-              <w:spacing w:line="288" w:lineRule="auto" w:before="0" w:after="0"/>
-            </w:pPr>
-            <w:r>
-              <w:rPr>
-                <w:rFonts w:ascii="Times New Roman" w:hAnsi="Times New Roman"/>
-                <w:sz w:val="20"/>
-              </w:rPr>
-              <w:t>1,066 news outlets mapped to MBFC</w:t>
-            </w:r>
-          </w:p>
-        </w:tc>
-        <w:tc>
-          <w:tcPr>
-            <w:tcW w:type="dxa" w:w="1512"/>
-            <w:tcMar>
-              <w:top w:w="90" w:type="dxa"/>
-              <w:bottom w:w="90" w:type="dxa"/>
-              <w:left w:w="130" w:type="dxa"/>
-              <w:right w:w="130" w:type="dxa"/>
-            </w:tcMar>
-          </w:tcPr>
-          <w:p>
-            <w:pPr>
-              <w:spacing w:line="288" w:lineRule="auto" w:before="0" w:after="0"/>
-            </w:pPr>
-            <w:r>
-              <w:rPr>
-                <w:rFonts w:ascii="Times New Roman" w:hAnsi="Times New Roman"/>
-                <w:sz w:val="20"/>
-              </w:rPr>
-              <w:t>Demonstrated that source profiling outperforms claim classification</w:t>
-            </w:r>
-          </w:p>
-        </w:tc>
-        <w:tc>
-          <w:tcPr>
-            <w:tcW w:type="dxa" w:w="1440"/>
-            <w:tcMar>
-              <w:top w:w="90" w:type="dxa"/>
-              <w:bottom w:w="90" w:type="dxa"/>
-              <w:left w:w="130" w:type="dxa"/>
-              <w:right w:w="130" w:type="dxa"/>
-            </w:tcMar>
-          </w:tcPr>
-          <w:p>
-            <w:pPr>
-              <w:spacing w:line="288" w:lineRule="auto" w:before="0" w:after="0"/>
-            </w:pPr>
-            <w:r>
-              <w:rPr>
-                <w:rFonts w:ascii="Times New Roman" w:hAnsi="Times New Roman"/>
-                <w:sz w:val="20"/>
-              </w:rPr>
-              <w:t>Static feature set; slow to reflect editorial changes</w:t>
-            </w:r>
-          </w:p>
-        </w:tc>
-      </w:tr>
-      <w:tr>
-        <w:tc>
-          <w:tcPr>
-            <w:tcW w:type="dxa" w:w="1512"/>
-            <w:shd w:fill="F8FAFC"/>
-            <w:tcMar>
-              <w:top w:w="90" w:type="dxa"/>
-              <w:bottom w:w="90" w:type="dxa"/>
-              <w:left w:w="130" w:type="dxa"/>
-              <w:right w:w="130" w:type="dxa"/>
-            </w:tcMar>
-          </w:tcPr>
-          <w:p>
-            <w:pPr>
-              <w:spacing w:line="288" w:lineRule="auto" w:before="0" w:after="0"/>
-            </w:pPr>
-            <w:r>
-              <w:rPr>
-                <w:rFonts w:ascii="Times New Roman" w:hAnsi="Times New Roman"/>
-                <w:sz w:val="20"/>
-              </w:rPr>
-              <w:t>Liu et al.</w:t>
-              <w:br/>
-              <w:t>(arXiv) [4]</w:t>
-            </w:r>
-          </w:p>
-        </w:tc>
-        <w:tc>
-          <w:tcPr>
-            <w:tcW w:type="dxa" w:w="720"/>
-            <w:shd w:fill="F8FAFC"/>
-            <w:tcMar>
-              <w:top w:w="90" w:type="dxa"/>
-              <w:bottom w:w="90" w:type="dxa"/>
-              <w:left w:w="130" w:type="dxa"/>
-              <w:right w:w="130" w:type="dxa"/>
-            </w:tcMar>
-          </w:tcPr>
-          <w:p>
-            <w:pPr>
-              <w:spacing w:line="288" w:lineRule="auto" w:before="0" w:after="0"/>
-            </w:pPr>
-            <w:r>
-              <w:rPr>
-                <w:rFonts w:ascii="Times New Roman" w:hAnsi="Times New Roman"/>
-                <w:sz w:val="20"/>
-              </w:rPr>
-              <w:t>2019</w:t>
-            </w:r>
-          </w:p>
-        </w:tc>
-        <w:tc>
-          <w:tcPr>
-            <w:tcW w:type="dxa" w:w="1656"/>
-            <w:shd w:fill="F8FAFC"/>
-            <w:tcMar>
-              <w:top w:w="90" w:type="dxa"/>
-              <w:bottom w:w="90" w:type="dxa"/>
-              <w:left w:w="130" w:type="dxa"/>
-              <w:right w:w="130" w:type="dxa"/>
-            </w:tcMar>
-          </w:tcPr>
-          <w:p>
-            <w:pPr>
-              <w:spacing w:line="288" w:lineRule="auto" w:before="0" w:after="0"/>
-            </w:pPr>
-            <w:r>
-              <w:rPr>
-                <w:rFonts w:ascii="Times New Roman" w:hAnsi="Times New Roman"/>
-                <w:sz w:val="20"/>
-              </w:rPr>
-              <w:t>Robustly optimized BERT pretraining with dynamic masking</w:t>
-            </w:r>
-          </w:p>
-        </w:tc>
-        <w:tc>
-          <w:tcPr>
-            <w:tcW w:type="dxa" w:w="1440"/>
-            <w:shd w:fill="F8FAFC"/>
-            <w:tcMar>
-              <w:top w:w="90" w:type="dxa"/>
-              <w:bottom w:w="90" w:type="dxa"/>
-              <w:left w:w="130" w:type="dxa"/>
-              <w:right w:w="130" w:type="dxa"/>
-            </w:tcMar>
-          </w:tcPr>
-          <w:p>
-            <w:pPr>
-              <w:spacing w:line="288" w:lineRule="auto" w:before="0" w:after="0"/>
-            </w:pPr>
-            <w:r>
-              <w:rPr>
-                <w:rFonts w:ascii="Times New Roman" w:hAnsi="Times New Roman"/>
-                <w:sz w:val="20"/>
-              </w:rPr>
-              <w:t>160GB text corpora, MNLI, SQuAD</w:t>
-            </w:r>
-          </w:p>
-        </w:tc>
-        <w:tc>
-          <w:tcPr>
-            <w:tcW w:type="dxa" w:w="1512"/>
-            <w:shd w:fill="F8FAFC"/>
-            <w:tcMar>
-              <w:top w:w="90" w:type="dxa"/>
-              <w:bottom w:w="90" w:type="dxa"/>
-              <w:left w:w="130" w:type="dxa"/>
-              <w:right w:w="130" w:type="dxa"/>
-            </w:tcMar>
-          </w:tcPr>
-          <w:p>
-            <w:pPr>
-              <w:spacing w:line="288" w:lineRule="auto" w:before="0" w:after="0"/>
-            </w:pPr>
-            <w:r>
-              <w:rPr>
-                <w:rFonts w:ascii="Times New Roman" w:hAnsi="Times New Roman"/>
-                <w:sz w:val="20"/>
-              </w:rPr>
-              <w:t>State-of-the-art transformer representation across NLP tasks</w:t>
-            </w:r>
-          </w:p>
-        </w:tc>
-        <w:tc>
-          <w:tcPr>
-            <w:tcW w:type="dxa" w:w="1440"/>
-            <w:shd w:fill="F8FAFC"/>
-            <w:tcMar>
-              <w:top w:w="90" w:type="dxa"/>
-              <w:bottom w:w="90" w:type="dxa"/>
-              <w:left w:w="130" w:type="dxa"/>
-              <w:right w:w="130" w:type="dxa"/>
-            </w:tcMar>
-          </w:tcPr>
-          <w:p>
-            <w:pPr>
-              <w:spacing w:line="288" w:lineRule="auto" w:before="0" w:after="0"/>
-            </w:pPr>
-            <w:r>
-              <w:rPr>
-                <w:rFonts w:ascii="Times New Roman" w:hAnsi="Times New Roman"/>
-                <w:sz w:val="20"/>
-              </w:rPr>
-              <w:t>High computational inference cost; opaque reasoning</w:t>
-            </w:r>
-          </w:p>
-        </w:tc>
-      </w:tr>
-      <w:tr>
-        <w:tc>
-          <w:tcPr>
-            <w:tcW w:type="dxa" w:w="1512"/>
-            <w:tcMar>
-              <w:top w:w="90" w:type="dxa"/>
-              <w:bottom w:w="90" w:type="dxa"/>
-              <w:left w:w="130" w:type="dxa"/>
-              <w:right w:w="130" w:type="dxa"/>
-            </w:tcMar>
-          </w:tcPr>
-          <w:p>
-            <w:pPr>
-              <w:spacing w:line="288" w:lineRule="auto" w:before="0" w:after="0"/>
-            </w:pPr>
-            <w:r>
-              <w:rPr>
-                <w:rFonts w:ascii="Times New Roman" w:hAnsi="Times New Roman"/>
-                <w:sz w:val="20"/>
-              </w:rPr>
-              <w:t>Wang</w:t>
-              <w:br/>
-              <w:t>(ACL) [5]</w:t>
-            </w:r>
-          </w:p>
-        </w:tc>
-        <w:tc>
-          <w:tcPr>
-            <w:tcW w:type="dxa" w:w="720"/>
-            <w:tcMar>
-              <w:top w:w="90" w:type="dxa"/>
-              <w:bottom w:w="90" w:type="dxa"/>
-              <w:left w:w="130" w:type="dxa"/>
-              <w:right w:w="130" w:type="dxa"/>
-            </w:tcMar>
-          </w:tcPr>
-          <w:p>
-            <w:pPr>
-              <w:spacing w:line="288" w:lineRule="auto" w:before="0" w:after="0"/>
-            </w:pPr>
-            <w:r>
-              <w:rPr>
-                <w:rFonts w:ascii="Times New Roman" w:hAnsi="Times New Roman"/>
-                <w:sz w:val="20"/>
-              </w:rPr>
-              <w:t>2017</w:t>
-            </w:r>
-          </w:p>
-        </w:tc>
-        <w:tc>
-          <w:tcPr>
-            <w:tcW w:type="dxa" w:w="1656"/>
-            <w:tcMar>
-              <w:top w:w="90" w:type="dxa"/>
-              <w:bottom w:w="90" w:type="dxa"/>
-              <w:left w:w="130" w:type="dxa"/>
-              <w:right w:w="130" w:type="dxa"/>
-            </w:tcMar>
-          </w:tcPr>
-          <w:p>
-            <w:pPr>
-              <w:spacing w:line="288" w:lineRule="auto" w:before="0" w:after="0"/>
-            </w:pPr>
-            <w:r>
-              <w:rPr>
-                <w:rFonts w:ascii="Times New Roman" w:hAnsi="Times New Roman"/>
-                <w:sz w:val="20"/>
-              </w:rPr>
-              <w:t>Short statement classification with CNN &amp; Bi-LSTM networks</w:t>
-            </w:r>
-          </w:p>
-        </w:tc>
-        <w:tc>
-          <w:tcPr>
-            <w:tcW w:type="dxa" w:w="1440"/>
-            <w:tcMar>
-              <w:top w:w="90" w:type="dxa"/>
-              <w:bottom w:w="90" w:type="dxa"/>
-              <w:left w:w="130" w:type="dxa"/>
-              <w:right w:w="130" w:type="dxa"/>
-            </w:tcMar>
-          </w:tcPr>
-          <w:p>
-            <w:pPr>
-              <w:spacing w:line="288" w:lineRule="auto" w:before="0" w:after="0"/>
-            </w:pPr>
-            <w:r>
-              <w:rPr>
-                <w:rFonts w:ascii="Times New Roman" w:hAnsi="Times New Roman"/>
-                <w:sz w:val="20"/>
-              </w:rPr>
-              <w:t>12.8k PolitiFact claims (LIAR)</w:t>
-            </w:r>
-          </w:p>
-        </w:tc>
-        <w:tc>
-          <w:tcPr>
-            <w:tcW w:type="dxa" w:w="1512"/>
-            <w:tcMar>
-              <w:top w:w="90" w:type="dxa"/>
-              <w:bottom w:w="90" w:type="dxa"/>
-              <w:left w:w="130" w:type="dxa"/>
-              <w:right w:w="130" w:type="dxa"/>
-            </w:tcMar>
-          </w:tcPr>
-          <w:p>
-            <w:pPr>
-              <w:spacing w:line="288" w:lineRule="auto" w:before="0" w:after="0"/>
-            </w:pPr>
-            <w:r>
-              <w:rPr>
-                <w:rFonts w:ascii="Times New Roman" w:hAnsi="Times New Roman"/>
-                <w:sz w:val="20"/>
-              </w:rPr>
-              <w:t>Pioneering benchmark for multi-class truthfulness scoring</w:t>
-            </w:r>
-          </w:p>
-        </w:tc>
-        <w:tc>
-          <w:tcPr>
-            <w:tcW w:type="dxa" w:w="1440"/>
-            <w:tcMar>
-              <w:top w:w="90" w:type="dxa"/>
-              <w:bottom w:w="90" w:type="dxa"/>
-              <w:left w:w="130" w:type="dxa"/>
-              <w:right w:w="130" w:type="dxa"/>
-            </w:tcMar>
-          </w:tcPr>
-          <w:p>
-            <w:pPr>
-              <w:spacing w:line="288" w:lineRule="auto" w:before="0" w:after="0"/>
-            </w:pPr>
-            <w:r>
-              <w:rPr>
-                <w:rFonts w:ascii="Times New Roman" w:hAnsi="Times New Roman"/>
-                <w:sz w:val="20"/>
-              </w:rPr>
-              <w:t>Overfits to named entities; ignores source provenance</w:t>
-            </w:r>
-          </w:p>
-        </w:tc>
-      </w:tr>
-      <w:tr>
-        <w:tc>
-          <w:tcPr>
-            <w:tcW w:type="dxa" w:w="1512"/>
-            <w:shd w:fill="F8FAFC"/>
-            <w:tcMar>
-              <w:top w:w="90" w:type="dxa"/>
-              <w:bottom w:w="90" w:type="dxa"/>
-              <w:left w:w="130" w:type="dxa"/>
-              <w:right w:w="130" w:type="dxa"/>
-            </w:tcMar>
-          </w:tcPr>
-          <w:p>
-            <w:pPr>
-              <w:spacing w:line="288" w:lineRule="auto" w:before="0" w:after="0"/>
-            </w:pPr>
-            <w:r>
-              <w:rPr>
-                <w:rFonts w:ascii="Times New Roman" w:hAnsi="Times New Roman"/>
-                <w:sz w:val="20"/>
-              </w:rPr>
-              <w:t>Shu et al.</w:t>
-              <w:br/>
-              <w:t>(ACM SIGKDD) [6]</w:t>
-            </w:r>
-          </w:p>
-        </w:tc>
-        <w:tc>
-          <w:tcPr>
-            <w:tcW w:type="dxa" w:w="720"/>
-            <w:shd w:fill="F8FAFC"/>
-            <w:tcMar>
-              <w:top w:w="90" w:type="dxa"/>
-              <w:bottom w:w="90" w:type="dxa"/>
-              <w:left w:w="130" w:type="dxa"/>
-              <w:right w:w="130" w:type="dxa"/>
-            </w:tcMar>
-          </w:tcPr>
-          <w:p>
-            <w:pPr>
-              <w:spacing w:line="288" w:lineRule="auto" w:before="0" w:after="0"/>
-            </w:pPr>
-            <w:r>
-              <w:rPr>
-                <w:rFonts w:ascii="Times New Roman" w:hAnsi="Times New Roman"/>
-                <w:sz w:val="20"/>
-              </w:rPr>
-              <w:t>2017</w:t>
-            </w:r>
-          </w:p>
-        </w:tc>
-        <w:tc>
-          <w:tcPr>
-            <w:tcW w:type="dxa" w:w="1656"/>
-            <w:shd w:fill="F8FAFC"/>
-            <w:tcMar>
-              <w:top w:w="90" w:type="dxa"/>
-              <w:bottom w:w="90" w:type="dxa"/>
-              <w:left w:w="130" w:type="dxa"/>
-              <w:right w:w="130" w:type="dxa"/>
-            </w:tcMar>
-          </w:tcPr>
-          <w:p>
-            <w:pPr>
-              <w:spacing w:line="288" w:lineRule="auto" w:before="0" w:after="0"/>
-            </w:pPr>
-            <w:r>
-              <w:rPr>
-                <w:rFonts w:ascii="Times New Roman" w:hAnsi="Times New Roman"/>
-                <w:sz w:val="20"/>
-              </w:rPr>
-              <w:t>Survey of social media data mining and propagation trees</w:t>
-            </w:r>
-          </w:p>
-        </w:tc>
-        <w:tc>
-          <w:tcPr>
-            <w:tcW w:type="dxa" w:w="1440"/>
-            <w:shd w:fill="F8FAFC"/>
-            <w:tcMar>
-              <w:top w:w="90" w:type="dxa"/>
-              <w:bottom w:w="90" w:type="dxa"/>
-              <w:left w:w="130" w:type="dxa"/>
-              <w:right w:w="130" w:type="dxa"/>
-            </w:tcMar>
-          </w:tcPr>
-          <w:p>
-            <w:pPr>
-              <w:spacing w:line="288" w:lineRule="auto" w:before="0" w:after="0"/>
-            </w:pPr>
-            <w:r>
-              <w:rPr>
-                <w:rFonts w:ascii="Times New Roman" w:hAnsi="Times New Roman"/>
-                <w:sz w:val="20"/>
-              </w:rPr>
-              <w:t>FakeNewsNet (BuzzFeed &amp; PolitiFact)</w:t>
-            </w:r>
-          </w:p>
-        </w:tc>
-        <w:tc>
-          <w:tcPr>
-            <w:tcW w:type="dxa" w:w="1512"/>
-            <w:shd w:fill="F8FAFC"/>
-            <w:tcMar>
-              <w:top w:w="90" w:type="dxa"/>
-              <w:bottom w:w="90" w:type="dxa"/>
-              <w:left w:w="130" w:type="dxa"/>
-              <w:right w:w="130" w:type="dxa"/>
-            </w:tcMar>
-          </w:tcPr>
-          <w:p>
-            <w:pPr>
-              <w:spacing w:line="288" w:lineRule="auto" w:before="0" w:after="0"/>
-            </w:pPr>
-            <w:r>
-              <w:rPr>
-                <w:rFonts w:ascii="Times New Roman" w:hAnsi="Times New Roman"/>
-                <w:sz w:val="20"/>
-              </w:rPr>
-              <w:t>Unified social context with news content analysis</w:t>
-            </w:r>
-          </w:p>
-        </w:tc>
-        <w:tc>
-          <w:tcPr>
-            <w:tcW w:type="dxa" w:w="1440"/>
-            <w:shd w:fill="F8FAFC"/>
-            <w:tcMar>
-              <w:top w:w="90" w:type="dxa"/>
-              <w:bottom w:w="90" w:type="dxa"/>
-              <w:left w:w="130" w:type="dxa"/>
-              <w:right w:w="130" w:type="dxa"/>
-            </w:tcMar>
-          </w:tcPr>
-          <w:p>
-            <w:pPr>
-              <w:spacing w:line="288" w:lineRule="auto" w:before="0" w:after="0"/>
-            </w:pPr>
-            <w:r>
-              <w:rPr>
-                <w:rFonts w:ascii="Times New Roman" w:hAnsi="Times New Roman"/>
-                <w:sz w:val="20"/>
-              </w:rPr>
-              <w:t>Social graph features unavailable for newly published articles</w:t>
-            </w:r>
-          </w:p>
-        </w:tc>
-      </w:tr>
-      <w:tr>
-        <w:tc>
-          <w:tcPr>
-            <w:tcW w:type="dxa" w:w="1512"/>
-            <w:tcMar>
-              <w:top w:w="90" w:type="dxa"/>
-              <w:bottom w:w="90" w:type="dxa"/>
-              <w:left w:w="130" w:type="dxa"/>
-              <w:right w:w="130" w:type="dxa"/>
-            </w:tcMar>
-          </w:tcPr>
-          <w:p>
-            <w:pPr>
-              <w:spacing w:line="288" w:lineRule="auto" w:before="0" w:after="0"/>
-            </w:pPr>
-            <w:r>
-              <w:rPr>
-                <w:rFonts w:ascii="Times New Roman" w:hAnsi="Times New Roman"/>
-                <w:sz w:val="20"/>
-              </w:rPr>
-              <w:t>Baly et al.</w:t>
-              <w:br/>
-              <w:t>(ACL) [7]</w:t>
-            </w:r>
-          </w:p>
-        </w:tc>
-        <w:tc>
-          <w:tcPr>
-            <w:tcW w:type="dxa" w:w="720"/>
-            <w:tcMar>
-              <w:top w:w="90" w:type="dxa"/>
-              <w:bottom w:w="90" w:type="dxa"/>
-              <w:left w:w="130" w:type="dxa"/>
-              <w:right w:w="130" w:type="dxa"/>
-            </w:tcMar>
-          </w:tcPr>
-          <w:p>
-            <w:pPr>
-              <w:spacing w:line="288" w:lineRule="auto" w:before="0" w:after="0"/>
-            </w:pPr>
-            <w:r>
-              <w:rPr>
-                <w:rFonts w:ascii="Times New Roman" w:hAnsi="Times New Roman"/>
-                <w:sz w:val="20"/>
-              </w:rPr>
-              <w:t>2020</w:t>
-            </w:r>
-          </w:p>
-        </w:tc>
-        <w:tc>
-          <w:tcPr>
-            <w:tcW w:type="dxa" w:w="1656"/>
-            <w:tcMar>
-              <w:top w:w="90" w:type="dxa"/>
-              <w:bottom w:w="90" w:type="dxa"/>
-              <w:left w:w="130" w:type="dxa"/>
-              <w:right w:w="130" w:type="dxa"/>
-            </w:tcMar>
-          </w:tcPr>
-          <w:p>
-            <w:pPr>
-              <w:spacing w:line="288" w:lineRule="auto" w:before="0" w:after="0"/>
-            </w:pPr>
-            <w:r>
-              <w:rPr>
-                <w:rFonts w:ascii="Times New Roman" w:hAnsi="Times New Roman"/>
-                <w:sz w:val="20"/>
-              </w:rPr>
-              <w:t>Adversarial evaluation &amp; named entity masking in transformers</w:t>
-            </w:r>
-          </w:p>
-        </w:tc>
-        <w:tc>
-          <w:tcPr>
-            <w:tcW w:type="dxa" w:w="1440"/>
-            <w:tcMar>
-              <w:top w:w="90" w:type="dxa"/>
-              <w:bottom w:w="90" w:type="dxa"/>
-              <w:left w:w="130" w:type="dxa"/>
-              <w:right w:w="130" w:type="dxa"/>
-            </w:tcMar>
-          </w:tcPr>
-          <w:p>
-            <w:pPr>
-              <w:spacing w:line="288" w:lineRule="auto" w:before="0" w:after="0"/>
-            </w:pPr>
-            <w:r>
-              <w:rPr>
-                <w:rFonts w:ascii="Times New Roman" w:hAnsi="Times New Roman"/>
-                <w:sz w:val="20"/>
-              </w:rPr>
-              <w:t>LIAR, FakeNewsNet, COVID-19</w:t>
-            </w:r>
-          </w:p>
-        </w:tc>
-        <w:tc>
-          <w:tcPr>
-            <w:tcW w:type="dxa" w:w="1512"/>
-            <w:tcMar>
-              <w:top w:w="90" w:type="dxa"/>
-              <w:bottom w:w="90" w:type="dxa"/>
-              <w:left w:w="130" w:type="dxa"/>
-              <w:right w:w="130" w:type="dxa"/>
-            </w:tcMar>
-          </w:tcPr>
-          <w:p>
-            <w:pPr>
-              <w:spacing w:line="288" w:lineRule="auto" w:before="0" w:after="0"/>
-            </w:pPr>
-            <w:r>
-              <w:rPr>
-                <w:rFonts w:ascii="Times New Roman" w:hAnsi="Times New Roman"/>
-                <w:sz w:val="20"/>
-              </w:rPr>
-              <w:t>Proved deep NLP models learn topic shortcuts, not truth</w:t>
-            </w:r>
-          </w:p>
-        </w:tc>
-        <w:tc>
-          <w:tcPr>
-            <w:tcW w:type="dxa" w:w="1440"/>
-            <w:tcMar>
-              <w:top w:w="90" w:type="dxa"/>
-              <w:bottom w:w="90" w:type="dxa"/>
-              <w:left w:w="130" w:type="dxa"/>
-              <w:right w:w="130" w:type="dxa"/>
-            </w:tcMar>
-          </w:tcPr>
-          <w:p>
-            <w:pPr>
-              <w:spacing w:line="288" w:lineRule="auto" w:before="0" w:after="0"/>
-            </w:pPr>
-            <w:r>
-              <w:rPr>
-                <w:rFonts w:ascii="Times New Roman" w:hAnsi="Times New Roman"/>
-                <w:sz w:val="20"/>
-              </w:rPr>
-              <w:t>Identified failure modes without proposing hybrid solution</w:t>
-            </w:r>
-          </w:p>
-        </w:tc>
-      </w:tr>
-      <w:tr>
-        <w:tc>
-          <w:tcPr>
-            <w:tcW w:type="dxa" w:w="1512"/>
-            <w:shd w:fill="F8FAFC"/>
-            <w:tcMar>
-              <w:top w:w="90" w:type="dxa"/>
-              <w:bottom w:w="90" w:type="dxa"/>
-              <w:left w:w="130" w:type="dxa"/>
-              <w:right w:w="130" w:type="dxa"/>
-            </w:tcMar>
-          </w:tcPr>
-          <w:p>
-            <w:pPr>
-              <w:spacing w:line="288" w:lineRule="auto" w:before="0" w:after="0"/>
-            </w:pPr>
-            <w:r>
-              <w:rPr>
-                <w:rFonts w:ascii="Times New Roman" w:hAnsi="Times New Roman"/>
-                <w:sz w:val="20"/>
-              </w:rPr>
-              <w:t>Hanselowski et al.</w:t>
-              <w:br/>
-              <w:t>(COLING) [8]</w:t>
-            </w:r>
-          </w:p>
-        </w:tc>
-        <w:tc>
-          <w:tcPr>
-            <w:tcW w:type="dxa" w:w="720"/>
-            <w:shd w:fill="F8FAFC"/>
-            <w:tcMar>
-              <w:top w:w="90" w:type="dxa"/>
-              <w:bottom w:w="90" w:type="dxa"/>
-              <w:left w:w="130" w:type="dxa"/>
-              <w:right w:w="130" w:type="dxa"/>
-            </w:tcMar>
-          </w:tcPr>
-          <w:p>
-            <w:pPr>
-              <w:spacing w:line="288" w:lineRule="auto" w:before="0" w:after="0"/>
-            </w:pPr>
-            <w:r>
-              <w:rPr>
-                <w:rFonts w:ascii="Times New Roman" w:hAnsi="Times New Roman"/>
-                <w:sz w:val="20"/>
-              </w:rPr>
-              <w:t>2018</w:t>
-            </w:r>
-          </w:p>
-        </w:tc>
-        <w:tc>
-          <w:tcPr>
-            <w:tcW w:type="dxa" w:w="1656"/>
-            <w:shd w:fill="F8FAFC"/>
-            <w:tcMar>
-              <w:top w:w="90" w:type="dxa"/>
-              <w:bottom w:w="90" w:type="dxa"/>
-              <w:left w:w="130" w:type="dxa"/>
-              <w:right w:w="130" w:type="dxa"/>
-            </w:tcMar>
-          </w:tcPr>
-          <w:p>
-            <w:pPr>
-              <w:spacing w:line="288" w:lineRule="auto" w:before="0" w:after="0"/>
-            </w:pPr>
-            <w:r>
-              <w:rPr>
-                <w:rFonts w:ascii="Times New Roman" w:hAnsi="Times New Roman"/>
-                <w:sz w:val="20"/>
-              </w:rPr>
-              <w:t>Stacked neural architecture for headline-body stance detection</w:t>
-            </w:r>
-          </w:p>
-        </w:tc>
-        <w:tc>
-          <w:tcPr>
-            <w:tcW w:type="dxa" w:w="1440"/>
-            <w:shd w:fill="F8FAFC"/>
-            <w:tcMar>
-              <w:top w:w="90" w:type="dxa"/>
-              <w:bottom w:w="90" w:type="dxa"/>
-              <w:left w:w="130" w:type="dxa"/>
-              <w:right w:w="130" w:type="dxa"/>
-            </w:tcMar>
-          </w:tcPr>
-          <w:p>
-            <w:pPr>
-              <w:spacing w:line="288" w:lineRule="auto" w:before="0" w:after="0"/>
-            </w:pPr>
-            <w:r>
-              <w:rPr>
-                <w:rFonts w:ascii="Times New Roman" w:hAnsi="Times New Roman"/>
-                <w:sz w:val="20"/>
-              </w:rPr>
-              <w:t>FNC-1 benchmark (49k pairs)</w:t>
-            </w:r>
-          </w:p>
-        </w:tc>
-        <w:tc>
-          <w:tcPr>
-            <w:tcW w:type="dxa" w:w="1512"/>
-            <w:shd w:fill="F8FAFC"/>
-            <w:tcMar>
-              <w:top w:w="90" w:type="dxa"/>
-              <w:bottom w:w="90" w:type="dxa"/>
-              <w:left w:w="130" w:type="dxa"/>
-              <w:right w:w="130" w:type="dxa"/>
-            </w:tcMar>
-          </w:tcPr>
-          <w:p>
-            <w:pPr>
-              <w:spacing w:line="288" w:lineRule="auto" w:before="0" w:after="0"/>
-            </w:pPr>
-            <w:r>
-              <w:rPr>
-                <w:rFonts w:ascii="Times New Roman" w:hAnsi="Times New Roman"/>
-                <w:sz w:val="20"/>
-              </w:rPr>
-              <w:t>High macro-F1 on stance; rigorous error ablation</w:t>
-            </w:r>
-          </w:p>
-        </w:tc>
-        <w:tc>
-          <w:tcPr>
-            <w:tcW w:type="dxa" w:w="1440"/>
-            <w:shd w:fill="F8FAFC"/>
-            <w:tcMar>
-              <w:top w:w="90" w:type="dxa"/>
-              <w:bottom w:w="90" w:type="dxa"/>
-              <w:left w:w="130" w:type="dxa"/>
-              <w:right w:w="130" w:type="dxa"/>
-            </w:tcMar>
-          </w:tcPr>
-          <w:p>
-            <w:pPr>
-              <w:spacing w:line="288" w:lineRule="auto" w:before="0" w:after="0"/>
-            </w:pPr>
-            <w:r>
-              <w:rPr>
-                <w:rFonts w:ascii="Times New Roman" w:hAnsi="Times New Roman"/>
-                <w:sz w:val="20"/>
-              </w:rPr>
-              <w:t>Evaluates single headline-body pairs; no multi-source pool</w:t>
-            </w:r>
-          </w:p>
-        </w:tc>
-      </w:tr>
-      <w:tr>
-        <w:tc>
-          <w:tcPr>
-            <w:tcW w:type="dxa" w:w="1512"/>
-            <w:tcMar>
-              <w:top w:w="90" w:type="dxa"/>
-              <w:bottom w:w="90" w:type="dxa"/>
-              <w:left w:w="130" w:type="dxa"/>
-              <w:right w:w="130" w:type="dxa"/>
-            </w:tcMar>
-          </w:tcPr>
-          <w:p>
-            <w:pPr>
-              <w:spacing w:line="288" w:lineRule="auto" w:before="0" w:after="0"/>
-            </w:pPr>
-            <w:r>
-              <w:rPr>
-                <w:rFonts w:ascii="Times New Roman" w:hAnsi="Times New Roman"/>
-                <w:sz w:val="20"/>
-              </w:rPr>
-              <w:t>Horne &amp; Adali</w:t>
-              <w:br/>
-              <w:t>(AAAI ICWSM) [9]</w:t>
-            </w:r>
-          </w:p>
-        </w:tc>
-        <w:tc>
-          <w:tcPr>
-            <w:tcW w:type="dxa" w:w="720"/>
-            <w:tcMar>
-              <w:top w:w="90" w:type="dxa"/>
-              <w:bottom w:w="90" w:type="dxa"/>
-              <w:left w:w="130" w:type="dxa"/>
-              <w:right w:w="130" w:type="dxa"/>
-            </w:tcMar>
-          </w:tcPr>
-          <w:p>
-            <w:pPr>
-              <w:spacing w:line="288" w:lineRule="auto" w:before="0" w:after="0"/>
-            </w:pPr>
-            <w:r>
-              <w:rPr>
-                <w:rFonts w:ascii="Times New Roman" w:hAnsi="Times New Roman"/>
-                <w:sz w:val="20"/>
-              </w:rPr>
-              <w:t>2017</w:t>
-            </w:r>
-          </w:p>
-        </w:tc>
-        <w:tc>
-          <w:tcPr>
-            <w:tcW w:type="dxa" w:w="1656"/>
-            <w:tcMar>
-              <w:top w:w="90" w:type="dxa"/>
-              <w:bottom w:w="90" w:type="dxa"/>
-              <w:left w:w="130" w:type="dxa"/>
-              <w:right w:w="130" w:type="dxa"/>
-            </w:tcMar>
-          </w:tcPr>
-          <w:p>
-            <w:pPr>
-              <w:spacing w:line="288" w:lineRule="auto" w:before="0" w:after="0"/>
-            </w:pPr>
-            <w:r>
-              <w:rPr>
-                <w:rFonts w:ascii="Times New Roman" w:hAnsi="Times New Roman"/>
-                <w:sz w:val="20"/>
-              </w:rPr>
-              <w:t>Stylistic, lexical &amp; complexity feature profiling of text</w:t>
-            </w:r>
-          </w:p>
-        </w:tc>
-        <w:tc>
-          <w:tcPr>
-            <w:tcW w:type="dxa" w:w="1440"/>
-            <w:tcMar>
-              <w:top w:w="90" w:type="dxa"/>
-              <w:bottom w:w="90" w:type="dxa"/>
-              <w:left w:w="130" w:type="dxa"/>
-              <w:right w:w="130" w:type="dxa"/>
-            </w:tcMar>
-          </w:tcPr>
-          <w:p>
-            <w:pPr>
-              <w:spacing w:line="288" w:lineRule="auto" w:before="0" w:after="0"/>
-            </w:pPr>
-            <w:r>
-              <w:rPr>
-                <w:rFonts w:ascii="Times New Roman" w:hAnsi="Times New Roman"/>
-                <w:sz w:val="20"/>
-              </w:rPr>
-              <w:t>Fake, Satire, Real news corpus</w:t>
-            </w:r>
-          </w:p>
-        </w:tc>
-        <w:tc>
-          <w:tcPr>
-            <w:tcW w:type="dxa" w:w="1512"/>
-            <w:tcMar>
-              <w:top w:w="90" w:type="dxa"/>
-              <w:bottom w:w="90" w:type="dxa"/>
-              <w:left w:w="130" w:type="dxa"/>
-              <w:right w:w="130" w:type="dxa"/>
-            </w:tcMar>
-          </w:tcPr>
-          <w:p>
-            <w:pPr>
-              <w:spacing w:line="288" w:lineRule="auto" w:before="0" w:after="0"/>
-            </w:pPr>
-            <w:r>
-              <w:rPr>
-                <w:rFonts w:ascii="Times New Roman" w:hAnsi="Times New Roman"/>
-                <w:sz w:val="20"/>
-              </w:rPr>
-              <w:t>Demonstrated that fake titles use repetitive, emotive syntax</w:t>
-            </w:r>
-          </w:p>
-        </w:tc>
-        <w:tc>
-          <w:tcPr>
-            <w:tcW w:type="dxa" w:w="1440"/>
-            <w:tcMar>
-              <w:top w:w="90" w:type="dxa"/>
-              <w:bottom w:w="90" w:type="dxa"/>
-              <w:left w:w="130" w:type="dxa"/>
-              <w:right w:w="130" w:type="dxa"/>
-            </w:tcMar>
-          </w:tcPr>
-          <w:p>
-            <w:pPr>
-              <w:spacing w:line="288" w:lineRule="auto" w:before="0" w:after="0"/>
-            </w:pPr>
-            <w:r>
-              <w:rPr>
-                <w:rFonts w:ascii="Times New Roman" w:hAnsi="Times New Roman"/>
-                <w:sz w:val="20"/>
-              </w:rPr>
-              <w:t>Heuristic rules fail on sophisticated adversarial propaganda</w:t>
-            </w:r>
-          </w:p>
-        </w:tc>
-      </w:tr>
-      <w:tr>
-        <w:tc>
-          <w:tcPr>
-            <w:tcW w:type="dxa" w:w="1512"/>
-            <w:shd w:fill="F8FAFC"/>
-            <w:tcMar>
-              <w:top w:w="90" w:type="dxa"/>
-              <w:bottom w:w="90" w:type="dxa"/>
-              <w:left w:w="130" w:type="dxa"/>
-              <w:right w:w="130" w:type="dxa"/>
-            </w:tcMar>
-          </w:tcPr>
-          <w:p>
-            <w:pPr>
-              <w:spacing w:line="288" w:lineRule="auto" w:before="0" w:after="0"/>
-            </w:pPr>
-            <w:r>
-              <w:rPr>
-                <w:rFonts w:ascii="Times New Roman" w:hAnsi="Times New Roman"/>
-                <w:sz w:val="20"/>
-              </w:rPr>
-              <w:t>Aly et al.</w:t>
-              <w:br/>
-              <w:t>(NeurIPS) [10]</w:t>
-            </w:r>
-          </w:p>
-        </w:tc>
-        <w:tc>
-          <w:tcPr>
-            <w:tcW w:type="dxa" w:w="720"/>
-            <w:shd w:fill="F8FAFC"/>
-            <w:tcMar>
-              <w:top w:w="90" w:type="dxa"/>
-              <w:bottom w:w="90" w:type="dxa"/>
-              <w:left w:w="130" w:type="dxa"/>
-              <w:right w:w="130" w:type="dxa"/>
-            </w:tcMar>
-          </w:tcPr>
-          <w:p>
-            <w:pPr>
-              <w:spacing w:line="288" w:lineRule="auto" w:before="0" w:after="0"/>
-            </w:pPr>
-            <w:r>
-              <w:rPr>
-                <w:rFonts w:ascii="Times New Roman" w:hAnsi="Times New Roman"/>
-                <w:sz w:val="20"/>
-              </w:rPr>
-              <w:t>2021</w:t>
-            </w:r>
-          </w:p>
-        </w:tc>
-        <w:tc>
-          <w:tcPr>
-            <w:tcW w:type="dxa" w:w="1656"/>
-            <w:shd w:fill="F8FAFC"/>
-            <w:tcMar>
-              <w:top w:w="90" w:type="dxa"/>
-              <w:bottom w:w="90" w:type="dxa"/>
-              <w:left w:w="130" w:type="dxa"/>
-              <w:right w:w="130" w:type="dxa"/>
-            </w:tcMar>
-          </w:tcPr>
-          <w:p>
-            <w:pPr>
-              <w:spacing w:line="288" w:lineRule="auto" w:before="0" w:after="0"/>
-            </w:pPr>
-            <w:r>
-              <w:rPr>
-                <w:rFonts w:ascii="Times New Roman" w:hAnsi="Times New Roman"/>
-                <w:sz w:val="20"/>
-              </w:rPr>
-              <w:t>Multi-modal verification over structured tables and text</w:t>
-            </w:r>
-          </w:p>
-        </w:tc>
-        <w:tc>
-          <w:tcPr>
-            <w:tcW w:type="dxa" w:w="1440"/>
-            <w:shd w:fill="F8FAFC"/>
-            <w:tcMar>
-              <w:top w:w="90" w:type="dxa"/>
-              <w:bottom w:w="90" w:type="dxa"/>
-              <w:left w:w="130" w:type="dxa"/>
-              <w:right w:w="130" w:type="dxa"/>
-            </w:tcMar>
-          </w:tcPr>
-          <w:p>
-            <w:pPr>
-              <w:spacing w:line="288" w:lineRule="auto" w:before="0" w:after="0"/>
-            </w:pPr>
-            <w:r>
-              <w:rPr>
-                <w:rFonts w:ascii="Times New Roman" w:hAnsi="Times New Roman"/>
-                <w:sz w:val="20"/>
-              </w:rPr>
-              <w:t>FEVEROUS benchmark (87k claims)</w:t>
-            </w:r>
-          </w:p>
-        </w:tc>
-        <w:tc>
-          <w:tcPr>
-            <w:tcW w:type="dxa" w:w="1512"/>
-            <w:shd w:fill="F8FAFC"/>
-            <w:tcMar>
-              <w:top w:w="90" w:type="dxa"/>
-              <w:bottom w:w="90" w:type="dxa"/>
-              <w:left w:w="130" w:type="dxa"/>
-              <w:right w:w="130" w:type="dxa"/>
-            </w:tcMar>
-          </w:tcPr>
-          <w:p>
-            <w:pPr>
-              <w:spacing w:line="288" w:lineRule="auto" w:before="0" w:after="0"/>
-            </w:pPr>
-            <w:r>
-              <w:rPr>
-                <w:rFonts w:ascii="Times New Roman" w:hAnsi="Times New Roman"/>
-                <w:sz w:val="20"/>
-              </w:rPr>
-              <w:t>Extends NLI to structured knowledge representations</w:t>
-            </w:r>
-          </w:p>
-        </w:tc>
-        <w:tc>
-          <w:tcPr>
-            <w:tcW w:type="dxa" w:w="1440"/>
-            <w:shd w:fill="F8FAFC"/>
-            <w:tcMar>
-              <w:top w:w="90" w:type="dxa"/>
-              <w:bottom w:w="90" w:type="dxa"/>
-              <w:left w:w="130" w:type="dxa"/>
-              <w:right w:w="130" w:type="dxa"/>
-            </w:tcMar>
-          </w:tcPr>
-          <w:p>
-            <w:pPr>
-              <w:spacing w:line="288" w:lineRule="auto" w:before="0" w:after="0"/>
-            </w:pPr>
-            <w:r>
-              <w:rPr>
-                <w:rFonts w:ascii="Times New Roman" w:hAnsi="Times New Roman"/>
-                <w:sz w:val="20"/>
-              </w:rPr>
-              <w:t>Extremely complex pipeline; unsuitable for real-time latency</w:t>
-            </w:r>
-          </w:p>
-        </w:tc>
-      </w:tr>
-      <w:tr>
-        <w:tc>
-          <w:tcPr>
-            <w:tcW w:type="dxa" w:w="1512"/>
-            <w:tcMar>
-              <w:top w:w="90" w:type="dxa"/>
-              <w:bottom w:w="90" w:type="dxa"/>
-              <w:left w:w="130" w:type="dxa"/>
-              <w:right w:w="130" w:type="dxa"/>
-            </w:tcMar>
-          </w:tcPr>
-          <w:p>
-            <w:pPr>
-              <w:spacing w:line="288" w:lineRule="auto" w:before="0" w:after="0"/>
-            </w:pPr>
-            <w:r>
-              <w:rPr>
-                <w:rFonts w:ascii="Times New Roman" w:hAnsi="Times New Roman"/>
-                <w:sz w:val="20"/>
-              </w:rPr>
               <w:t>Hardalov et al.</w:t>
               <w:br/>
-              <w:t>(Findings NAACL) [11]</w:t>
+              <w:t>(Findings NAACL) [7]</w:t>
             </w:r>
           </w:p>
         </w:tc>
@@ -7592,154 +6972,6 @@
                 <w:sz w:val="20"/>
               </w:rPr>
               <w:t>Does not integrate source reputation weighting</w:t>
-            </w:r>
-          </w:p>
-        </w:tc>
-      </w:tr>
-      <w:tr>
-        <w:tc>
-          <w:tcPr>
-            <w:tcW w:type="dxa" w:w="1512"/>
-            <w:shd w:fill="F8FAFC"/>
-            <w:tcMar>
-              <w:top w:w="90" w:type="dxa"/>
-              <w:bottom w:w="90" w:type="dxa"/>
-              <w:left w:w="130" w:type="dxa"/>
-              <w:right w:w="130" w:type="dxa"/>
-            </w:tcMar>
-          </w:tcPr>
-          <w:p>
-            <w:pPr>
-              <w:spacing w:line="288" w:lineRule="auto" w:before="0" w:after="0"/>
-            </w:pPr>
-            <w:r>
-              <w:rPr>
-                <w:rFonts w:ascii="Times New Roman" w:hAnsi="Times New Roman"/>
-                <w:sz w:val="20"/>
-              </w:rPr>
-              <w:t>Norregaard et al.</w:t>
-              <w:br/>
-              <w:t>(AAAI ICWSM) [12]</w:t>
-            </w:r>
-          </w:p>
-        </w:tc>
-        <w:tc>
-          <w:tcPr>
-            <w:tcW w:type="dxa" w:w="720"/>
-            <w:shd w:fill="F8FAFC"/>
-            <w:tcMar>
-              <w:top w:w="90" w:type="dxa"/>
-              <w:bottom w:w="90" w:type="dxa"/>
-              <w:left w:w="130" w:type="dxa"/>
-              <w:right w:w="130" w:type="dxa"/>
-            </w:tcMar>
-          </w:tcPr>
-          <w:p>
-            <w:pPr>
-              <w:spacing w:line="288" w:lineRule="auto" w:before="0" w:after="0"/>
-            </w:pPr>
-            <w:r>
-              <w:rPr>
-                <w:rFonts w:ascii="Times New Roman" w:hAnsi="Times New Roman"/>
-                <w:sz w:val="20"/>
-              </w:rPr>
-              <w:t>2019</w:t>
-            </w:r>
-          </w:p>
-        </w:tc>
-        <w:tc>
-          <w:tcPr>
-            <w:tcW w:type="dxa" w:w="1656"/>
-            <w:shd w:fill="F8FAFC"/>
-            <w:tcMar>
-              <w:top w:w="90" w:type="dxa"/>
-              <w:bottom w:w="90" w:type="dxa"/>
-              <w:left w:w="130" w:type="dxa"/>
-              <w:right w:w="130" w:type="dxa"/>
-            </w:tcMar>
-          </w:tcPr>
-          <w:p>
-            <w:pPr>
-              <w:spacing w:line="288" w:lineRule="auto" w:before="0" w:after="0"/>
-            </w:pPr>
-            <w:r>
-              <w:rPr>
-                <w:rFonts w:ascii="Times New Roman" w:hAnsi="Times New Roman"/>
-                <w:sz w:val="20"/>
-              </w:rPr>
-              <w:t>Longitudinal multi-source news feature compilation</w:t>
-            </w:r>
-          </w:p>
-        </w:tc>
-        <w:tc>
-          <w:tcPr>
-            <w:tcW w:type="dxa" w:w="1440"/>
-            <w:shd w:fill="F8FAFC"/>
-            <w:tcMar>
-              <w:top w:w="90" w:type="dxa"/>
-              <w:bottom w:w="90" w:type="dxa"/>
-              <w:left w:w="130" w:type="dxa"/>
-              <w:right w:w="130" w:type="dxa"/>
-            </w:tcMar>
-          </w:tcPr>
-          <w:p>
-            <w:pPr>
-              <w:spacing w:line="288" w:lineRule="auto" w:before="0" w:after="0"/>
-            </w:pPr>
-            <w:r>
-              <w:rPr>
-                <w:rFonts w:ascii="Times New Roman" w:hAnsi="Times New Roman"/>
-                <w:sz w:val="20"/>
-              </w:rPr>
-              <w:t>NELA-GT-2018 (713k articles)</w:t>
-            </w:r>
-          </w:p>
-        </w:tc>
-        <w:tc>
-          <w:tcPr>
-            <w:tcW w:type="dxa" w:w="1512"/>
-            <w:shd w:fill="F8FAFC"/>
-            <w:tcMar>
-              <w:top w:w="90" w:type="dxa"/>
-              <w:bottom w:w="90" w:type="dxa"/>
-              <w:left w:w="130" w:type="dxa"/>
-              <w:right w:w="130" w:type="dxa"/>
-            </w:tcMar>
-          </w:tcPr>
-          <w:p>
-            <w:pPr>
-              <w:spacing w:line="288" w:lineRule="auto" w:before="0" w:after="0"/>
-            </w:pPr>
-            <w:r>
-              <w:rPr>
-                <w:rFonts w:ascii="Times New Roman" w:hAnsi="Times New Roman"/>
-                <w:sz w:val="20"/>
-              </w:rPr>
-              <w:t>Proved ground truth ratings remain stable over time</w:t>
-            </w:r>
-          </w:p>
-        </w:tc>
-        <w:tc>
-          <w:tcPr>
-            <w:tcW w:type="dxa" w:w="1440"/>
-            <w:shd w:fill="F8FAFC"/>
-            <w:tcMar>
-              <w:top w:w="90" w:type="dxa"/>
-              <w:bottom w:w="90" w:type="dxa"/>
-              <w:left w:w="130" w:type="dxa"/>
-              <w:right w:w="130" w:type="dxa"/>
-            </w:tcMar>
-          </w:tcPr>
-          <w:p>
-            <w:pPr>
-              <w:spacing w:line="288" w:lineRule="auto" w:before="0" w:after="0"/>
-            </w:pPr>
-            <w:r>
-              <w:rPr>
-                <w:rFonts w:ascii="Times New Roman" w:hAnsi="Times New Roman"/>
-                <w:sz w:val="20"/>
-              </w:rPr>
-              <w:t>Pure dataset curation; lacks automated verification inference</w:t>
             </w:r>
           </w:p>
         </w:tc>
@@ -7761,7 +6993,7 @@
           <w:b/>
           <w:sz w:val="28"/>
         </w:rPr>
-        <w:t>2.8  Taxonomy and Evolution of Fact-Checking Paradigms</w:t>
+        <w:t>2.7  Taxonomy and Evolution of Fact-Checking Paradigms</w:t>
       </w:r>
     </w:p>
     <w:p>
@@ -7849,7 +7081,7 @@
           <w:b/>
           <w:sz w:val="28"/>
         </w:rPr>
-        <w:t>2.9  Summary of Research Gaps &amp; TruthLens Value Proposition</w:t>
+        <w:t>2.8  Summary of Research Gaps &amp; TruthLens Value Proposition</w:t>
       </w:r>
     </w:p>
     <w:p>
@@ -9873,7 +9105,7 @@
           <w:rFonts w:ascii="Times New Roman" w:hAnsi="Times New Roman"/>
           <w:sz w:val="24"/>
         </w:rPr>
-        <w:t>Phase 1 (Weeks 1-3): Research Inception, Dataset Curation, and SQLite Schema Normalization. Literature survey of 12 IEEE papers, ingestion of 4,442 MBFC media records, and database indexing.</w:t>
+        <w:t>Phase 1 (Weeks 1-3): Research Inception, Dataset Curation, and SQLite Schema Normalization. Literature survey of 7 foundational papers, ingestion of 4,442 MBFC media records, and database indexing.</w:t>
       </w:r>
     </w:p>
     <w:p>
@@ -19792,7 +19024,7 @@
           <w:rFonts w:ascii="Times New Roman" w:hAnsi="Times New Roman"/>
           <w:sz w:val="24"/>
         </w:rPr>
-        <w:t>In full compliance with India's Digital Personal Data Protection Act (DPDP Act, 2023) [14], TruthLens is engineered with Privacy-by-Design principles. The system processes news verification queries statelessly: user input URLs and text snippets are processed in volatile memory and immediately garbage-collected upon response generation. No personal identifiable information (PII), user IP addresses, browser cookies, or reading histories are recorded in the SQLite database or server logs. The embedded database stores solely public media masthead ratings.</w:t>
+        <w:t>In full compliance with India's Digital Personal Data Protection Act (DPDP Act, 2023) [9], TruthLens is engineered with Privacy-by-Design principles. The system processes news verification queries statelessly: user input URLs and text snippets are processed in volatile memory and immediately garbage-collected upon response generation. No personal identifiable information (PII), user IP addresses, browser cookies, or reading histories are recorded in the SQLite database or server logs. The embedded database stores solely public media masthead ratings.</w:t>
       </w:r>
     </w:p>
     <w:p>
@@ -20004,7 +19236,7 @@
           <w:rFonts w:ascii="Times New Roman" w:hAnsi="Times New Roman"/>
           <w:sz w:val="24"/>
         </w:rPr>
-        <w:t>[2] J. Thorne, A. Vlachos, C. Christodoulopoulos, and A. Mittal, "FEVER: a large-scale dataset for Fact Extraction and VERification," in Proc. 2018 Conf. North American Chapter Assoc. Comput. Linguistics: Human Lang. Technol. (NAACL-HLT), New Orleans, LA, 2018, pp. 809-819.</w:t>
+        <w:t>[2] W. Y. Wang, ""Liar, Liar Pants on Fire": A New Benchmark Dataset for Fake News Detection," in Proc. 55th Annu. Meeting Assoc. Comput. Linguistics (ACL), Vancouver, Canada, 2017, pp. 422-426.</w:t>
       </w:r>
     </w:p>
     <w:p>
@@ -20017,7 +19249,7 @@
           <w:rFonts w:ascii="Times New Roman" w:hAnsi="Times New Roman"/>
           <w:sz w:val="24"/>
         </w:rPr>
-        <w:t>[3] R. Baly, G. Karadzhov, D. Alexandrov, J. Glass, and P. Nakov, "Predicting factuality of reporting and bias of news media sources," in Proc. 2018 Conf. Empirical Methods Natural Lang. Process. (EMNLP), Brussels, Belgium, 2018, pp. 3528-3539.</w:t>
+        <w:t>[3] R. Baly, G. Karadzhov, J. Glass, and P. Nakov, "We Can Detect Fake News with High Accuracy, but What Did We Learn? A Quantitative and Qualitative Analysis," in Proc. 58th Annu. Meeting Assoc. Comput. Linguistics (ACL), Online, 2020, pp. 5182-5197.</w:t>
       </w:r>
     </w:p>
     <w:p>
@@ -20030,7 +19262,7 @@
           <w:rFonts w:ascii="Times New Roman" w:hAnsi="Times New Roman"/>
           <w:sz w:val="24"/>
         </w:rPr>
-        <w:t>[4] Y. Liu, M. Ott, N. Goyal, J. Du, M. Joshi, D. Chen, O. Levy, M. Lewis, L. Zettlemoyer, and V. Stoyanov, "RoBERTa: A Robustly Optimized BERT Pretraining Approach," arXiv:1907.11692, 2019.</w:t>
+        <w:t>[4] R. Baly, G. Karadzhov, D. Alexandrov, J. Glass, and P. Nakov, "Predicting factuality of reporting and bias of news media sources," in Proc. 2018 Conf. Empirical Methods Natural Lang. Process. (EMNLP), Brussels, Belgium, 2018, pp. 3528-3539.</w:t>
       </w:r>
     </w:p>
     <w:p>
@@ -20043,7 +19275,7 @@
           <w:rFonts w:ascii="Times New Roman" w:hAnsi="Times New Roman"/>
           <w:sz w:val="24"/>
         </w:rPr>
-        <w:t>[5] W. Y. Wang, ""Liar, Liar Pants on Fire": A New Benchmark Dataset for Fake News Detection," in Proc. 55th Annu. Meeting Assoc. Comput. Linguistics (ACL), Vancouver, Canada, 2017, pp. 422-426.</w:t>
+        <w:t>[5] B. D. Horne and S. Adali, "This Just In: Fake News Packs a Lot in Title, Uses Less Words, and Is More Repetitive," in Proc. 11th Int. AAAI Conf. Web and Social Media (ICWSM), Montreal, Canada, 2017, pp. 759-766.</w:t>
       </w:r>
     </w:p>
     <w:p>
@@ -20056,7 +19288,7 @@
           <w:rFonts w:ascii="Times New Roman" w:hAnsi="Times New Roman"/>
           <w:sz w:val="24"/>
         </w:rPr>
-        <w:t>[6] K. Shu, A. Sliva, S. Wang, J. Tang, and H. Liu, "Fake News Detection on Social Media: A Data Mining Perspective," ACM SIGKDD Explorations Newsletter, vol. 19, no. 1, pp. 22-36, Sep. 2017.</w:t>
+        <w:t>[6] J. Thorne, A. Vlachos, C. Christodoulopoulos, and A. Mittal, "FEVER: a large-scale dataset for Fact Extraction and VERification," in Proc. 2018 Conf. North American Chapter Assoc. Comput. Linguistics: Human Lang. Technol. (NAACL-HLT), New Orleans, LA, 2018, pp. 809-819.</w:t>
       </w:r>
     </w:p>
     <w:p>
@@ -20069,7 +19301,7 @@
           <w:rFonts w:ascii="Times New Roman" w:hAnsi="Times New Roman"/>
           <w:sz w:val="24"/>
         </w:rPr>
-        <w:t>[7] R. Baly, G. Karadzhov, J. Glass, and P. Nakov, "We Can Detect Fake News with High Accuracy, but What Did We Learn? A Quantitative and Qualitative Analysis," in Proc. 58th Annu. Meeting Assoc. Comput. Linguistics (ACL), Online, 2020, pp. 5182-5197.</w:t>
+        <w:t>[7] M. Hardalov, A. Arora, P. Nakov, and I. Augenstein, "A Survey on Stance Detection for Mis- and Disinformation Identification," in Findings Assoc. Comput. Linguistics: NAACL 2022, Seattle, WA, 2022, pp. 1259-1277.</w:t>
       </w:r>
     </w:p>
     <w:p>
@@ -20082,7 +19314,7 @@
           <w:rFonts w:ascii="Times New Roman" w:hAnsi="Times New Roman"/>
           <w:sz w:val="24"/>
         </w:rPr>
-        <w:t>[8] A. Hanselowski, H. P. Ji, V. Stoyanov, and I. Gurevych, "A Retrospective Analysis of the Fake News Challenge Stance-Detection Task," in Proc. 27th Int. Conf. Comput. Linguistics (COLING), Santa Fe, NM, 2018, pp. 1859-1874.</w:t>
+        <w:t>[8] United Nations General Assembly, "Transforming our world: The 2030 Agenda for Sustainable Development," Resolution A/RES/70/1, United Nations, New York, NY, USA, 2015.</w:t>
       </w:r>
     </w:p>
     <w:p>
@@ -20095,72 +19327,7 @@
           <w:rFonts w:ascii="Times New Roman" w:hAnsi="Times New Roman"/>
           <w:sz w:val="24"/>
         </w:rPr>
-        <w:t>[9] B. D. Horne and S. Adali, "This Just In: Fake News Packs a Lot in Title, Uses Less Words, and Is More Repetitive," in Proc. 11th Int. AAAI Conf. Web and Social Media (ICWSM), Montreal, Canada, 2017, pp. 759-766.</w:t>
-      </w:r>
-    </w:p>
-    <w:p>
-      <w:pPr>
-        <w:spacing w:line="360" w:lineRule="auto" w:after="120"/>
-        <w:jc w:val="both"/>
-      </w:pPr>
-      <w:r>
-        <w:rPr>
-          <w:rFonts w:ascii="Times New Roman" w:hAnsi="Times New Roman"/>
-          <w:sz w:val="24"/>
-        </w:rPr>
-        <w:t>[10] R. Aly, Z. Guo, M. Schlichtkrull, J. Thorne, A. Vlachos, C. Christodoulopoulos, O. Cocarascu, and A. Mittal, "FEVEROUS: Fact Extraction and VERification Over Unstructured and Structured information," in Adv. Neural Inf. Process. Syst. (NeurIPS), vol. 34, 2021, pp. 25674-25687.</w:t>
-      </w:r>
-    </w:p>
-    <w:p>
-      <w:pPr>
-        <w:spacing w:line="360" w:lineRule="auto" w:after="120"/>
-        <w:jc w:val="both"/>
-      </w:pPr>
-      <w:r>
-        <w:rPr>
-          <w:rFonts w:ascii="Times New Roman" w:hAnsi="Times New Roman"/>
-          <w:sz w:val="24"/>
-        </w:rPr>
-        <w:t>[11] M. Hardalov, A. Arora, P. Nakov, and I. Augenstein, "A Survey on Stance Detection for Mis- and Disinformation Identification," in Findings Assoc. Comput. Linguistics: NAACL 2022, Seattle, WA, 2022, pp. 1259-1277.</w:t>
-      </w:r>
-    </w:p>
-    <w:p>
-      <w:pPr>
-        <w:spacing w:line="360" w:lineRule="auto" w:after="120"/>
-        <w:jc w:val="both"/>
-      </w:pPr>
-      <w:r>
-        <w:rPr>
-          <w:rFonts w:ascii="Times New Roman" w:hAnsi="Times New Roman"/>
-          <w:sz w:val="24"/>
-        </w:rPr>
-        <w:t>[12] J. Norregaard, B. D. Horne, and S. Adali, "NELA-GT-2018: A Large Multi-Labelled News Dataset for The Study of Misinformation in News Articles," in Proc. 13th Int. AAAI Conf. Web and Social Media (ICWSM), Munich, Germany, 2019, pp. 630-638.</w:t>
-      </w:r>
-    </w:p>
-    <w:p>
-      <w:pPr>
-        <w:spacing w:line="360" w:lineRule="auto" w:after="120"/>
-        <w:jc w:val="both"/>
-      </w:pPr>
-      <w:r>
-        <w:rPr>
-          <w:rFonts w:ascii="Times New Roman" w:hAnsi="Times New Roman"/>
-          <w:sz w:val="24"/>
-        </w:rPr>
-        <w:t>[13] United Nations General Assembly, "Transforming our world: The 2030 Agenda for Sustainable Development," Resolution A/RES/70/1, United Nations, New York, NY, USA, 2015.</w:t>
-      </w:r>
-    </w:p>
-    <w:p>
-      <w:pPr>
-        <w:spacing w:line="360" w:lineRule="auto" w:after="120"/>
-        <w:jc w:val="both"/>
-      </w:pPr>
-      <w:r>
-        <w:rPr>
-          <w:rFonts w:ascii="Times New Roman" w:hAnsi="Times New Roman"/>
-          <w:sz w:val="24"/>
-        </w:rPr>
-        <w:t>[14] Government of India, "The Digital Personal Data Protection Act, 2023," Act No. 22 of 2023, The Gazette of India, Ministry of Law and Justice, New Delhi, India, Aug. 2023.</w:t>
+        <w:t>[9] Government of India, "The Digital Personal Data Protection Act, 2023," Act No. 22 of 2023, The Gazette of India, Ministry of Law and Justice, New Delhi, India, Aug. 2023.</w:t>
       </w:r>
     </w:p>
     <w:sectPr>
